--- a/Level4/Software_Fundamentals/Work_Based_Project.docx
+++ b/Level4/Software_Fundamentals/Work_Based_Project.docx
@@ -26,13 +26,79 @@
         <w:t>Sensed Data Management Service</w:t>
       </w:r>
       <w:r>
-        <w:t>s. They process geospatial data taken from remote sensing equipment (utilised by aircraft, UAV etc) as blocks. They begin by ingesting (also known as preprocessing) the blocks and then enrich the data to be consumed b</w:t>
-      </w:r>
-      <w:r>
-        <w:t>y other departments and external supply chain.</w:t>
-      </w:r>
-      <w:r>
-        <w:t xml:space="preserve"> For the blocks, there is a database which tracks many features of them, including where they along the ingestion to enrichment ‘pipeline’ in a series of fields. </w:t>
+        <w:t xml:space="preserve">s. They process geospatial data taken from remote sensing equipment (utilised by aircraft, UAV etc) </w:t>
+      </w:r>
+      <w:r>
+        <w:t>in sections hereafter referred to as</w:t>
+      </w:r>
+      <w:r>
+        <w:t xml:space="preserve"> </w:t>
+      </w:r>
+      <w:r>
+        <w:t>blocks</w:t>
+      </w:r>
+      <w:r>
+        <w:t>. They begin by ingesting (also known as preprocessing) the</w:t>
+      </w:r>
+      <w:r>
+        <w:t xml:space="preserve"> blocks</w:t>
+      </w:r>
+      <w:r>
+        <w:t xml:space="preserve"> </w:t>
+      </w:r>
+      <w:r>
+        <w:t>and then enrich the data to be consumed b</w:t>
+      </w:r>
+      <w:r>
+        <w:t xml:space="preserve">y other departments and </w:t>
+      </w:r>
+      <w:r>
+        <w:t xml:space="preserve">an </w:t>
+      </w:r>
+      <w:r>
+        <w:t>external supply chain.</w:t>
+      </w:r>
+      <w:r>
+        <w:t xml:space="preserve"> T</w:t>
+      </w:r>
+      <w:r>
+        <w:t xml:space="preserve">here is a database which </w:t>
+      </w:r>
+      <w:r>
+        <w:t>tracks features</w:t>
+      </w:r>
+      <w:r>
+        <w:t xml:space="preserve"> of th</w:t>
+      </w:r>
+      <w:r>
+        <w:t xml:space="preserve">e </w:t>
+      </w:r>
+      <w:r>
+        <w:t>blocks</w:t>
+      </w:r>
+      <w:r>
+        <w:t>, including where they</w:t>
+      </w:r>
+      <w:r>
+        <w:t xml:space="preserve"> are</w:t>
+      </w:r>
+      <w:r>
+        <w:t xml:space="preserve"> along the ingestion to enrichment ‘pipeline’.</w:t>
+      </w:r>
+      <w:r>
+        <w:t xml:space="preserve"> This information about which part of the pipeline a </w:t>
+      </w:r>
+      <w:r>
+        <w:t>block</w:t>
+      </w:r>
+      <w:r>
+        <w:t xml:space="preserve"> is in is tracked in fields on the specific </w:t>
+      </w:r>
+      <w:r>
+        <w:t>block</w:t>
+      </w:r>
+      <w:r>
+        <w:t xml:space="preserve"> record in the database, and many of these fields are nullable.</w:t>
       </w:r>
     </w:p>
     <w:p>
@@ -45,89 +111,1518 @@
         <w:pStyle w:val="Heading2"/>
       </w:pPr>
       <w:r>
+        <w:t>The Basis of this Project</w:t>
+      </w:r>
+    </w:p>
+    <w:p>
+      <w:r>
+        <w:t>In order to accompany the dashboard (which is the frontend), there needs to be a way of testing the dashboard works, without using actual data. The data must be similar to the real data</w:t>
+      </w:r>
+      <w:r>
+        <w:t xml:space="preserve"> </w:t>
+      </w:r>
+      <w:r>
+        <w:t xml:space="preserve">in order to test that the dashboard really works as intended. For this reason, the frontend will be tested by using an adaptor which has swappable ports. For testing, a port which   connects to a JSON file that holds the </w:t>
+      </w:r>
+      <w:r>
+        <w:t xml:space="preserve">fake </w:t>
+      </w:r>
+      <w:r>
+        <w:t>block</w:t>
+      </w:r>
+      <w:r>
+        <w:t xml:space="preserve"> data will be used, whilst in production, the adaptor will have a port which connects to the real database.</w:t>
+      </w:r>
+    </w:p>
+    <w:p>
+      <w:r>
+        <w:rPr>
+          <w:highlight w:val="yellow"/>
+        </w:rPr>
+        <w:t xml:space="preserve">This project will concern itself with creating a program that can be used to output a JSON file that contains data that will be consumed by the frontend to test it. </w:t>
+      </w:r>
+      <w:r>
+        <w:rPr>
+          <w:highlight w:val="yellow"/>
+        </w:rPr>
+        <w:t>The JSON file will need to contain data for the BlockName, IngestionStartTime, IngestionStatus, EnrichmentStatus, EnrichmentCompleteTime, XCoord and YCoord.</w:t>
+      </w:r>
+      <w:r>
+        <w:rPr>
+          <w:highlight w:val="yellow"/>
+        </w:rPr>
+        <w:t xml:space="preserve"> (needs flow of how the fields interact)</w:t>
+      </w:r>
+      <w:r>
+        <w:rPr>
+          <w:highlight w:val="yellow"/>
+        </w:rPr>
+        <w:t xml:space="preserve"> The fake data will also need to be somewhat realistic in its layout to eachother, as we want to be able to filter on nearest neighbours.</w:t>
+      </w:r>
+      <w:r>
+        <w:t xml:space="preserve"> </w:t>
+      </w:r>
+    </w:p>
+    <w:p>
+      <w:pPr>
+        <w:rPr>
+          <w:highlight w:val="yellow"/>
+        </w:rPr>
+      </w:pPr>
+      <w:r>
+        <w:rPr>
+          <w:highlight w:val="yellow"/>
+        </w:rPr>
+        <w:t>The use of fake data will also be beneficial because if block data was to be focused on smaller data in the future, the layout of the UK would change.</w:t>
+      </w:r>
+      <w:r>
+        <w:rPr>
+          <w:highlight w:val="yellow"/>
+        </w:rPr>
+        <w:t xml:space="preserve"> We also do not care about blocks that will just be water</w:t>
+      </w:r>
+      <w:r>
+        <w:rPr>
+          <w:highlight w:val="yellow"/>
+        </w:rPr>
+        <w:t xml:space="preserve"> (as in the sea)</w:t>
+      </w:r>
+      <w:r>
+        <w:rPr>
+          <w:highlight w:val="yellow"/>
+        </w:rPr>
+        <w:t>, as there are no features to be extracted from that data.</w:t>
+      </w:r>
+    </w:p>
+    <w:p>
+      <w:r>
+        <w:rPr>
+          <w:highlight w:val="yellow"/>
+        </w:rPr>
+        <w:t>We also want the ability to have islands in the UK, so the map will have to have a somewhat realistic topology.</w:t>
+      </w:r>
+      <w:r>
+        <w:t xml:space="preserve"> </w:t>
+      </w:r>
+      <w:r>
+        <w:rPr>
+          <w:highlight w:val="yellow"/>
+        </w:rPr>
+        <w:t>Use Perlin noise to achieve this effect</w:t>
+      </w:r>
+    </w:p>
+    <w:p>
+      <w:pPr>
+        <w:pStyle w:val="ListParagraph"/>
+        <w:numPr>
+          <w:ilvl w:val="0"/>
+          <w:numId w:val="2"/>
+        </w:numPr>
+        <w:rPr>
+          <w:highlight w:val="red"/>
+        </w:rPr>
+      </w:pPr>
+      <w:r>
+        <w:rPr>
+          <w:highlight w:val="red"/>
+        </w:rPr>
+        <w:t>Does this answer the question?</w:t>
+      </w:r>
+    </w:p>
+    <w:p>
+      <w:pPr>
+        <w:pStyle w:val="ListParagraph"/>
+        <w:numPr>
+          <w:ilvl w:val="0"/>
+          <w:numId w:val="2"/>
+        </w:numPr>
+        <w:rPr>
+          <w:highlight w:val="red"/>
+        </w:rPr>
+      </w:pPr>
+      <w:r>
+        <w:rPr>
+          <w:highlight w:val="red"/>
+        </w:rPr>
+        <w:t>Generate tilemap(10.10) to start</w:t>
+      </w:r>
+    </w:p>
+    <w:p>
+      <w:pPr>
+        <w:pStyle w:val="ListParagraph"/>
+        <w:numPr>
+          <w:ilvl w:val="0"/>
+          <w:numId w:val="2"/>
+        </w:numPr>
+        <w:rPr>
+          <w:highlight w:val="red"/>
+        </w:rPr>
+      </w:pPr>
+      <w:r>
+        <w:rPr>
+          <w:highlight w:val="red"/>
+        </w:rPr>
+        <w:t>Generate tilemap (100, 100) to start</w:t>
+      </w:r>
+    </w:p>
+    <w:p>
+      <w:pPr>
+        <w:pStyle w:val="ListParagraph"/>
+        <w:numPr>
+          <w:ilvl w:val="0"/>
+          <w:numId w:val="2"/>
+        </w:numPr>
+        <w:rPr>
+          <w:highlight w:val="red"/>
+        </w:rPr>
+      </w:pPr>
+      <w:r>
+        <w:rPr>
+          <w:highlight w:val="red"/>
+        </w:rPr>
+        <w:t xml:space="preserve">For each of the indexes of the 2D array, </w:t>
+      </w:r>
+      <w:r>
+        <w:rPr>
+          <w:highlight w:val="red"/>
+        </w:rPr>
+        <w:t>generate as a 2D perlin noise graph, storing hei</w:t>
+      </w:r>
+      <w:r>
+        <w:rPr>
+          <w:highlight w:val="red"/>
+        </w:rPr>
+        <w:t>ght as an int between 0 and 255</w:t>
+      </w:r>
+      <w:r>
+        <w:rPr>
+          <w:highlight w:val="red"/>
+        </w:rPr>
+        <w:t xml:space="preserve"> (byte)</w:t>
+      </w:r>
+      <w:r>
+        <w:rPr>
+          <w:highlight w:val="red"/>
+        </w:rPr>
+        <w:t>, if it is above the point, add some tile values to it</w:t>
+      </w:r>
+      <w:r>
+        <w:rPr>
+          <w:highlight w:val="red"/>
+        </w:rPr>
+        <w:t>, and send out its coordinates details to all its neighbours.</w:t>
+      </w:r>
+    </w:p>
+    <w:p>
+      <w:pPr>
+        <w:pStyle w:val="ListParagraph"/>
+        <w:numPr>
+          <w:ilvl w:val="0"/>
+          <w:numId w:val="2"/>
+        </w:numPr>
+        <w:rPr>
+          <w:highlight w:val="red"/>
+        </w:rPr>
+      </w:pPr>
+      <w:r>
+        <w:rPr>
+          <w:highlight w:val="red"/>
+        </w:rPr>
+        <w:t xml:space="preserve">Once the map is done, add all the ones </w:t>
+      </w:r>
+      <w:r>
+        <w:rPr>
+          <w:highlight w:val="red"/>
+        </w:rPr>
+        <w:t>that are above water (this is because of islands in the UK)</w:t>
+      </w:r>
+    </w:p>
+    <w:p>
+      <w:pPr>
+        <w:pStyle w:val="ListParagraph"/>
+        <w:numPr>
+          <w:ilvl w:val="0"/>
+          <w:numId w:val="2"/>
+        </w:numPr>
+        <w:rPr>
+          <w:highlight w:val="red"/>
+        </w:rPr>
+      </w:pPr>
+      <w:r>
+        <w:rPr>
+          <w:highlight w:val="red"/>
+        </w:rPr>
+        <w:lastRenderedPageBreak/>
+        <w:t>Get this looking relatively realistic</w:t>
+      </w:r>
+    </w:p>
+    <w:p>
+      <w:pPr>
+        <w:pStyle w:val="ListParagraph"/>
+        <w:numPr>
+          <w:ilvl w:val="0"/>
+          <w:numId w:val="2"/>
+        </w:numPr>
+        <w:rPr>
+          <w:highlight w:val="red"/>
+        </w:rPr>
+      </w:pPr>
+      <w:r>
+        <w:rPr>
+          <w:highlight w:val="red"/>
+        </w:rPr>
+        <w:t>Go through, and on each of the tiles that</w:t>
+      </w:r>
+      <w:r>
+        <w:rPr>
+          <w:highlight w:val="red"/>
+        </w:rPr>
+        <w:t xml:space="preserve"> are above water</w:t>
+      </w:r>
+      <w:r>
+        <w:rPr>
+          <w:highlight w:val="red"/>
+        </w:rPr>
+        <w:t>, add them to the json, with their values</w:t>
+      </w:r>
+    </w:p>
+    <w:p>
+      <w:pPr>
+        <w:pStyle w:val="Heading3"/>
+      </w:pPr>
+      <w:r>
+        <w:t>Programming Language</w:t>
+      </w:r>
+    </w:p>
+    <w:p>
+      <w:r>
+        <w:t xml:space="preserve">C# is the language used for this project. </w:t>
+      </w:r>
+      <w:r>
+        <w:rPr>
+          <w:highlight w:val="yellow"/>
+        </w:rPr>
+        <w:t>.NET 9</w:t>
+      </w:r>
+      <w:r>
+        <w:t xml:space="preserve"> specifically</w:t>
+      </w:r>
+      <w:r>
+        <w:t>.</w:t>
+      </w:r>
+    </w:p>
+    <w:p>
+      <w:pPr>
+        <w:pStyle w:val="Heading3"/>
+      </w:pPr>
+      <w:r>
+        <w:t>IDE</w:t>
+      </w:r>
+    </w:p>
+    <w:p>
+      <w:r>
+        <w:t>Visual Studio</w:t>
+      </w:r>
+      <w:r>
+        <w:t xml:space="preserve">, for ease of use with C# </w:t>
+      </w:r>
+      <w:r>
+        <w:t>and to allow the installation of NuGet libraries for testing APIs.</w:t>
+      </w:r>
+    </w:p>
+    <w:p>
+      <w:pPr>
+        <w:pStyle w:val="Heading3"/>
+      </w:pPr>
+      <w:r>
+        <w:t>External Libraries Used</w:t>
+      </w:r>
+    </w:p>
+    <w:p>
+      <w:r>
+        <w:rPr>
+          <w:highlight w:val="yellow"/>
+        </w:rPr>
+        <w:t>XUnit</w:t>
+      </w:r>
+    </w:p>
+    <w:p>
+      <w:r>
+        <w:t>FluentAssertions</w:t>
+      </w:r>
+    </w:p>
+    <w:p>
+      <w:pPr>
+        <w:pStyle w:val="Heading2"/>
+      </w:pPr>
+      <w:r>
         <w:t>Scope</w:t>
       </w:r>
     </w:p>
     <w:p>
-      <w:r>
+      <w:pPr>
+        <w:rPr>
+          <w:highlight w:val="yellow"/>
+        </w:rPr>
+      </w:pPr>
+      <w:r>
+        <w:rPr>
+          <w:highlight w:val="yellow"/>
+        </w:rPr>
         <w:t>Three contracts:</w:t>
       </w:r>
     </w:p>
     <w:p>
-      <w:r>
-        <w:t>As a user, I am able to view blocks that are currently being processed</w:t>
-      </w:r>
-    </w:p>
-    <w:p>
-      <w:r>
-        <w:t>As a user, I am able to view blocks processed during a given time frame</w:t>
-      </w:r>
-    </w:p>
-    <w:p>
-      <w:r>
-        <w:t>As a user, I am able to see which stage of processing the block is currently at</w:t>
-      </w:r>
-    </w:p>
+      <w:pPr>
+        <w:pStyle w:val="ListParagraph"/>
+        <w:numPr>
+          <w:ilvl w:val="0"/>
+          <w:numId w:val="4"/>
+        </w:numPr>
+        <w:rPr>
+          <w:highlight w:val="yellow"/>
+        </w:rPr>
+      </w:pPr>
+      <w:r>
+        <w:rPr>
+          <w:highlight w:val="yellow"/>
+        </w:rPr>
+        <w:t>As a user, I am able to view blocks that are currently being processed on the dashboard</w:t>
+      </w:r>
+    </w:p>
+    <w:p>
+      <w:pPr>
+        <w:pStyle w:val="ListParagraph"/>
+        <w:numPr>
+          <w:ilvl w:val="0"/>
+          <w:numId w:val="4"/>
+        </w:numPr>
+        <w:rPr>
+          <w:highlight w:val="yellow"/>
+        </w:rPr>
+      </w:pPr>
+      <w:r>
+        <w:rPr>
+          <w:highlight w:val="yellow"/>
+        </w:rPr>
+        <w:t>As a user, I am able to see the nearest neighbouring blocks to the block selected in question on the dashboard.</w:t>
+      </w:r>
+    </w:p>
+    <w:p>
+      <w:pPr>
+        <w:pStyle w:val="ListParagraph"/>
+        <w:numPr>
+          <w:ilvl w:val="0"/>
+          <w:numId w:val="4"/>
+        </w:numPr>
+        <w:rPr>
+          <w:highlight w:val="yellow"/>
+        </w:rPr>
+      </w:pPr>
+      <w:r>
+        <w:rPr>
+          <w:highlight w:val="yellow"/>
+        </w:rPr>
+        <w:t>As a user, I am able to see which part of the pipeline the block currently is in on the dashboard</w:t>
+      </w:r>
+    </w:p>
+    <w:p>
+      <w:pPr>
+        <w:pStyle w:val="ListParagraph"/>
+        <w:numPr>
+          <w:ilvl w:val="0"/>
+          <w:numId w:val="4"/>
+        </w:numPr>
+        <w:rPr>
+          <w:highlight w:val="yellow"/>
+        </w:rPr>
+      </w:pPr>
+      <w:r>
+        <w:rPr>
+          <w:highlight w:val="yellow"/>
+        </w:rPr>
+        <w:t>As a user, I am able to view blocks processed during a given time frame on the dashboard</w:t>
+      </w:r>
+    </w:p>
+    <w:p>
+      <w:pPr>
+        <w:pStyle w:val="ListParagraph"/>
+        <w:numPr>
+          <w:ilvl w:val="0"/>
+          <w:numId w:val="4"/>
+        </w:numPr>
+      </w:pPr>
+      <w:r>
+        <w:rPr>
+          <w:highlight w:val="yellow"/>
+        </w:rPr>
+        <w:t>As a system owner, the fake data used in testing should resemble a realistic map, allowing for changes to the tile structure in the future</w:t>
+      </w:r>
+    </w:p>
+    <w:p/>
     <w:p>
       <w:pPr>
         <w:pStyle w:val="Heading2"/>
       </w:pPr>
       <w:r>
-        <w:t>Computer Language, IDE and Methodology Choice</w:t>
-      </w:r>
-    </w:p>
-    <w:p>
-      <w:pPr>
-        <w:pStyle w:val="Heading3"/>
-      </w:pPr>
-      <w:r>
-        <w:t>Programming Language</w:t>
-      </w:r>
-    </w:p>
-    <w:p>
-      <w:r>
-        <w:t>C# for programming.</w:t>
-      </w:r>
-    </w:p>
-    <w:p>
-      <w:pPr>
-        <w:pStyle w:val="Heading3"/>
-      </w:pPr>
-      <w:r>
-        <w:t>IDE</w:t>
-      </w:r>
-    </w:p>
-    <w:p>
-      <w:r>
-        <w:t>Visual Studio</w:t>
-      </w:r>
-      <w:r>
-        <w:t>, for ease of use with C# and to allow for easy templating of the Blazor Project.</w:t>
-      </w:r>
-    </w:p>
-    <w:p>
-      <w:pPr>
-        <w:pStyle w:val="Heading3"/>
-      </w:pPr>
-      <w:r>
-        <w:t>Framework</w:t>
-      </w:r>
-    </w:p>
-    <w:p>
-      <w:r>
-        <w:t>Blazor, with server</w:t>
-      </w:r>
-      <w:r>
-        <w:t>-</w:t>
-      </w:r>
-      <w:r>
-        <w:t>side rendering</w:t>
-      </w:r>
-      <w:r>
-        <w:t xml:space="preserve"> (for security reasons)</w:t>
-      </w:r>
-      <w:r>
-        <w:t>, this is how the GSPP dashboard has been made so am using this for reference.</w:t>
+        <w:t>Methodology</w:t>
+      </w:r>
+    </w:p>
+    <w:p>
+      <w:r>
+        <w:tab/>
+        <w:t>Iterative, with a focus on evolutionary coding, with tests driving it.</w:t>
+      </w:r>
+    </w:p>
+    <w:p>
+      <w:pPr>
+        <w:pStyle w:val="ListParagraph"/>
+        <w:numPr>
+          <w:ilvl w:val="0"/>
+          <w:numId w:val="3"/>
+        </w:numPr>
+        <w:rPr>
+          <w:highlight w:val="yellow"/>
+        </w:rPr>
+      </w:pPr>
+      <w:r>
+        <w:rPr>
+          <w:highlight w:val="yellow"/>
+        </w:rPr>
+        <w:t xml:space="preserve">Blocks contain a BlockName, to ensure that they </w:t>
+      </w:r>
+      <w:r>
+        <w:rPr>
+          <w:highlight w:val="yellow"/>
+        </w:rPr>
+        <w:t>are fulfilling Scope 1</w:t>
+      </w:r>
+    </w:p>
+    <w:p>
+      <w:pPr>
+        <w:pStyle w:val="ListParagraph"/>
+      </w:pPr>
+      <w:r>
+        <w:rPr>
+          <w:highlight w:val="yellow"/>
+        </w:rPr>
+        <w:t xml:space="preserve">For this, the simple requirement was to </w:t>
+      </w:r>
+      <w:r>
+        <w:rPr>
+          <w:highlight w:val="yellow"/>
+        </w:rPr>
+        <w:t>make sure there was a collection of blocks which each had a name. So an array of blocks was created, and a set of blocks populated the</w:t>
+      </w:r>
+      <w:r>
+        <w:t xml:space="preserve"> </w:t>
+      </w:r>
+      <w:r>
+        <w:rPr>
+          <w:highlight w:val="yellow"/>
+        </w:rPr>
+        <w:t>array, with the constructor calling on a static variable to increment the name. Finally, a single test checked that all the blocks fulfilled that particular way.</w:t>
+      </w:r>
+    </w:p>
+    <w:p>
+      <w:pPr>
+        <w:pStyle w:val="ListParagraph"/>
+      </w:pPr>
+      <w:r>
+        <w:lastRenderedPageBreak/>
+        <w:drawing>
+          <wp:inline distT="0" distB="0" distL="0" distR="0" wp14:anchorId="7DD4116C" wp14:editId="513F2EC9">
+            <wp:extent cx="4353533" cy="3048425"/>
+            <wp:effectExtent l="0" t="0" r="9525" b="0"/>
+            <wp:docPr id="1602711342" name="Picture 1" descr="A computer screen shot of a program&#10;&#10;AI-generated content may be incorrect."/>
+            <wp:cNvGraphicFramePr>
+              <a:graphicFrameLocks xmlns:a="http://schemas.openxmlformats.org/drawingml/2006/main" noChangeAspect="1"/>
+            </wp:cNvGraphicFramePr>
+            <a:graphic xmlns:a="http://schemas.openxmlformats.org/drawingml/2006/main">
+              <a:graphicData uri="http://schemas.openxmlformats.org/drawingml/2006/picture">
+                <pic:pic xmlns:pic="http://schemas.openxmlformats.org/drawingml/2006/picture">
+                  <pic:nvPicPr>
+                    <pic:cNvPr id="1602711342" name="Picture 1" descr="A computer screen shot of a program&#10;&#10;AI-generated content may be incorrect."/>
+                    <pic:cNvPicPr/>
+                  </pic:nvPicPr>
+                  <pic:blipFill>
+                    <a:blip r:embed="rId6"/>
+                    <a:stretch>
+                      <a:fillRect/>
+                    </a:stretch>
+                  </pic:blipFill>
+                  <pic:spPr>
+                    <a:xfrm>
+                      <a:off x="0" y="0"/>
+                      <a:ext cx="4353533" cy="3048425"/>
+                    </a:xfrm>
+                    <a:prstGeom prst="rect">
+                      <a:avLst/>
+                    </a:prstGeom>
+                  </pic:spPr>
+                </pic:pic>
+              </a:graphicData>
+            </a:graphic>
+          </wp:inline>
+        </w:drawing>
+      </w:r>
+    </w:p>
+    <w:p>
+      <w:pPr>
+        <w:pStyle w:val="ListParagraph"/>
+      </w:pPr>
+      <w:r>
+        <w:drawing>
+          <wp:inline distT="0" distB="0" distL="0" distR="0" wp14:anchorId="21B86A8F" wp14:editId="3D5C7F6F">
+            <wp:extent cx="4439270" cy="2800741"/>
+            <wp:effectExtent l="0" t="0" r="0" b="0"/>
+            <wp:docPr id="1354241153" name="Picture 1" descr="A screen shot of a computer program&#10;&#10;AI-generated content may be incorrect."/>
+            <wp:cNvGraphicFramePr>
+              <a:graphicFrameLocks xmlns:a="http://schemas.openxmlformats.org/drawingml/2006/main" noChangeAspect="1"/>
+            </wp:cNvGraphicFramePr>
+            <a:graphic xmlns:a="http://schemas.openxmlformats.org/drawingml/2006/main">
+              <a:graphicData uri="http://schemas.openxmlformats.org/drawingml/2006/picture">
+                <pic:pic xmlns:pic="http://schemas.openxmlformats.org/drawingml/2006/picture">
+                  <pic:nvPicPr>
+                    <pic:cNvPr id="1354241153" name="Picture 1" descr="A screen shot of a computer program&#10;&#10;AI-generated content may be incorrect."/>
+                    <pic:cNvPicPr/>
+                  </pic:nvPicPr>
+                  <pic:blipFill>
+                    <a:blip r:embed="rId7"/>
+                    <a:stretch>
+                      <a:fillRect/>
+                    </a:stretch>
+                  </pic:blipFill>
+                  <pic:spPr>
+                    <a:xfrm>
+                      <a:off x="0" y="0"/>
+                      <a:ext cx="4439270" cy="2800741"/>
+                    </a:xfrm>
+                    <a:prstGeom prst="rect">
+                      <a:avLst/>
+                    </a:prstGeom>
+                  </pic:spPr>
+                </pic:pic>
+              </a:graphicData>
+            </a:graphic>
+          </wp:inline>
+        </w:drawing>
+      </w:r>
+    </w:p>
+    <w:p>
+      <w:pPr>
+        <w:pStyle w:val="ListParagraph"/>
+      </w:pPr>
+      <w:r>
+        <w:lastRenderedPageBreak/>
+        <w:drawing>
+          <wp:inline distT="0" distB="0" distL="0" distR="0" wp14:anchorId="78B05B20" wp14:editId="03678B04">
+            <wp:extent cx="5731510" cy="4321810"/>
+            <wp:effectExtent l="0" t="0" r="2540" b="2540"/>
+            <wp:docPr id="1010969857" name="Picture 1" descr="A screenshot of a computer program&#10;&#10;AI-generated content may be incorrect."/>
+            <wp:cNvGraphicFramePr>
+              <a:graphicFrameLocks xmlns:a="http://schemas.openxmlformats.org/drawingml/2006/main" noChangeAspect="1"/>
+            </wp:cNvGraphicFramePr>
+            <a:graphic xmlns:a="http://schemas.openxmlformats.org/drawingml/2006/main">
+              <a:graphicData uri="http://schemas.openxmlformats.org/drawingml/2006/picture">
+                <pic:pic xmlns:pic="http://schemas.openxmlformats.org/drawingml/2006/picture">
+                  <pic:nvPicPr>
+                    <pic:cNvPr id="1010969857" name="Picture 1" descr="A screenshot of a computer program&#10;&#10;AI-generated content may be incorrect."/>
+                    <pic:cNvPicPr/>
+                  </pic:nvPicPr>
+                  <pic:blipFill>
+                    <a:blip r:embed="rId8"/>
+                    <a:stretch>
+                      <a:fillRect/>
+                    </a:stretch>
+                  </pic:blipFill>
+                  <pic:spPr>
+                    <a:xfrm>
+                      <a:off x="0" y="0"/>
+                      <a:ext cx="5731510" cy="4321810"/>
+                    </a:xfrm>
+                    <a:prstGeom prst="rect">
+                      <a:avLst/>
+                    </a:prstGeom>
+                  </pic:spPr>
+                </pic:pic>
+              </a:graphicData>
+            </a:graphic>
+          </wp:inline>
+        </w:drawing>
+      </w:r>
+    </w:p>
+    <w:p>
+      <w:pPr>
+        <w:pStyle w:val="ListParagraph"/>
+        <w:numPr>
+          <w:ilvl w:val="0"/>
+          <w:numId w:val="3"/>
+        </w:numPr>
+      </w:pPr>
+      <w:r>
+        <w:t xml:space="preserve">Blocks have a co-ordinate system, so that neighbouring blocks can be filtered for, ensuring Scope </w:t>
+      </w:r>
+      <w:r>
+        <w:t>2</w:t>
+      </w:r>
+      <w:r>
+        <w:t xml:space="preserve"> is hit</w:t>
+      </w:r>
+      <w:r>
+        <w:t>. A 2D array would now need to be used.</w:t>
+      </w:r>
+      <w:r>
+        <w:t xml:space="preserve"> In order to do this, I created an object, called BlockMap, that has a constructor that would handle creation of a 2D array of blocks</w:t>
+      </w:r>
+      <w:r>
+        <w:t>, and got rid of the null values that were present in the initial array upon creation.</w:t>
+      </w:r>
+    </w:p>
+    <w:p>
+      <w:pPr>
+        <w:pStyle w:val="ListParagraph"/>
+      </w:pPr>
+      <w:r>
+        <w:drawing>
+          <wp:inline distT="0" distB="0" distL="0" distR="0" wp14:anchorId="4913A921" wp14:editId="0AF03423">
+            <wp:extent cx="4963218" cy="2619741"/>
+            <wp:effectExtent l="0" t="0" r="8890" b="9525"/>
+            <wp:docPr id="730697860" name="Picture 1" descr="A screen shot of a computer program&#10;&#10;AI-generated content may be incorrect."/>
+            <wp:cNvGraphicFramePr>
+              <a:graphicFrameLocks xmlns:a="http://schemas.openxmlformats.org/drawingml/2006/main" noChangeAspect="1"/>
+            </wp:cNvGraphicFramePr>
+            <a:graphic xmlns:a="http://schemas.openxmlformats.org/drawingml/2006/main">
+              <a:graphicData uri="http://schemas.openxmlformats.org/drawingml/2006/picture">
+                <pic:pic xmlns:pic="http://schemas.openxmlformats.org/drawingml/2006/picture">
+                  <pic:nvPicPr>
+                    <pic:cNvPr id="730697860" name="Picture 1" descr="A screen shot of a computer program&#10;&#10;AI-generated content may be incorrect."/>
+                    <pic:cNvPicPr/>
+                  </pic:nvPicPr>
+                  <pic:blipFill>
+                    <a:blip r:embed="rId9"/>
+                    <a:stretch>
+                      <a:fillRect/>
+                    </a:stretch>
+                  </pic:blipFill>
+                  <pic:spPr>
+                    <a:xfrm>
+                      <a:off x="0" y="0"/>
+                      <a:ext cx="4963218" cy="2619741"/>
+                    </a:xfrm>
+                    <a:prstGeom prst="rect">
+                      <a:avLst/>
+                    </a:prstGeom>
+                  </pic:spPr>
+                </pic:pic>
+              </a:graphicData>
+            </a:graphic>
+          </wp:inline>
+        </w:drawing>
+      </w:r>
+    </w:p>
+    <w:p>
+      <w:pPr>
+        <w:pStyle w:val="ListParagraph"/>
+      </w:pPr>
+    </w:p>
+    <w:p>
+      <w:pPr>
+        <w:pStyle w:val="ListParagraph"/>
+      </w:pPr>
+    </w:p>
+    <w:p>
+      <w:pPr>
+        <w:pStyle w:val="ListParagraph"/>
+      </w:pPr>
+      <w:r>
+        <w:lastRenderedPageBreak/>
+        <w:drawing>
+          <wp:inline distT="0" distB="0" distL="0" distR="0" wp14:anchorId="27DCF1F7" wp14:editId="3B9BE08A">
+            <wp:extent cx="4553585" cy="6801799"/>
+            <wp:effectExtent l="0" t="0" r="0" b="0"/>
+            <wp:docPr id="344254206" name="Picture 1" descr="A screenshot of a computer program&#10;&#10;AI-generated content may be incorrect."/>
+            <wp:cNvGraphicFramePr>
+              <a:graphicFrameLocks xmlns:a="http://schemas.openxmlformats.org/drawingml/2006/main" noChangeAspect="1"/>
+            </wp:cNvGraphicFramePr>
+            <a:graphic xmlns:a="http://schemas.openxmlformats.org/drawingml/2006/main">
+              <a:graphicData uri="http://schemas.openxmlformats.org/drawingml/2006/picture">
+                <pic:pic xmlns:pic="http://schemas.openxmlformats.org/drawingml/2006/picture">
+                  <pic:nvPicPr>
+                    <pic:cNvPr id="344254206" name="Picture 1" descr="A screenshot of a computer program&#10;&#10;AI-generated content may be incorrect."/>
+                    <pic:cNvPicPr/>
+                  </pic:nvPicPr>
+                  <pic:blipFill>
+                    <a:blip r:embed="rId10"/>
+                    <a:stretch>
+                      <a:fillRect/>
+                    </a:stretch>
+                  </pic:blipFill>
+                  <pic:spPr>
+                    <a:xfrm>
+                      <a:off x="0" y="0"/>
+                      <a:ext cx="4553585" cy="6801799"/>
+                    </a:xfrm>
+                    <a:prstGeom prst="rect">
+                      <a:avLst/>
+                    </a:prstGeom>
+                  </pic:spPr>
+                </pic:pic>
+              </a:graphicData>
+            </a:graphic>
+          </wp:inline>
+        </w:drawing>
+      </w:r>
+    </w:p>
+    <w:p>
+      <w:pPr>
+        <w:pStyle w:val="ListParagraph"/>
+      </w:pPr>
+      <w:r>
+        <w:drawing>
+          <wp:inline distT="0" distB="0" distL="0" distR="0" wp14:anchorId="7B03F360" wp14:editId="4198441C">
+            <wp:extent cx="5731510" cy="1789430"/>
+            <wp:effectExtent l="0" t="0" r="2540" b="1270"/>
+            <wp:docPr id="811429959" name="Picture 1" descr="A computer screen shot of a code&#10;&#10;AI-generated content may be incorrect."/>
+            <wp:cNvGraphicFramePr>
+              <a:graphicFrameLocks xmlns:a="http://schemas.openxmlformats.org/drawingml/2006/main" noChangeAspect="1"/>
+            </wp:cNvGraphicFramePr>
+            <a:graphic xmlns:a="http://schemas.openxmlformats.org/drawingml/2006/main">
+              <a:graphicData uri="http://schemas.openxmlformats.org/drawingml/2006/picture">
+                <pic:pic xmlns:pic="http://schemas.openxmlformats.org/drawingml/2006/picture">
+                  <pic:nvPicPr>
+                    <pic:cNvPr id="811429959" name="Picture 1" descr="A computer screen shot of a code&#10;&#10;AI-generated content may be incorrect."/>
+                    <pic:cNvPicPr/>
+                  </pic:nvPicPr>
+                  <pic:blipFill>
+                    <a:blip r:embed="rId11"/>
+                    <a:stretch>
+                      <a:fillRect/>
+                    </a:stretch>
+                  </pic:blipFill>
+                  <pic:spPr>
+                    <a:xfrm>
+                      <a:off x="0" y="0"/>
+                      <a:ext cx="5731510" cy="1789430"/>
+                    </a:xfrm>
+                    <a:prstGeom prst="rect">
+                      <a:avLst/>
+                    </a:prstGeom>
+                  </pic:spPr>
+                </pic:pic>
+              </a:graphicData>
+            </a:graphic>
+          </wp:inline>
+        </w:drawing>
+      </w:r>
+    </w:p>
+    <w:p>
+      <w:pPr>
+        <w:pStyle w:val="ListParagraph"/>
+        <w:numPr>
+          <w:ilvl w:val="0"/>
+          <w:numId w:val="3"/>
+        </w:numPr>
+      </w:pPr>
+      <w:r>
+        <w:lastRenderedPageBreak/>
+        <w:t>Blocks have IngestionStartTimes, IngestionStatuses, EnrichmentStatuses and EnrichmentCompleteTimes that can be used to fulfil the Scope 2 and 3</w:t>
+      </w:r>
+      <w:r>
+        <w:t>.</w:t>
+      </w:r>
+    </w:p>
+    <w:p>
+      <w:pPr>
+        <w:pStyle w:val="ListParagraph"/>
+      </w:pPr>
+      <w:r>
+        <w:drawing>
+          <wp:inline distT="0" distB="0" distL="0" distR="0" wp14:anchorId="57F9B610" wp14:editId="0D14FA1F">
+            <wp:extent cx="5731510" cy="4853305"/>
+            <wp:effectExtent l="0" t="0" r="2540" b="4445"/>
+            <wp:docPr id="54305950" name="Picture 1" descr="A screenshot of a computer program&#10;&#10;AI-generated content may be incorrect."/>
+            <wp:cNvGraphicFramePr>
+              <a:graphicFrameLocks xmlns:a="http://schemas.openxmlformats.org/drawingml/2006/main" noChangeAspect="1"/>
+            </wp:cNvGraphicFramePr>
+            <a:graphic xmlns:a="http://schemas.openxmlformats.org/drawingml/2006/main">
+              <a:graphicData uri="http://schemas.openxmlformats.org/drawingml/2006/picture">
+                <pic:pic xmlns:pic="http://schemas.openxmlformats.org/drawingml/2006/picture">
+                  <pic:nvPicPr>
+                    <pic:cNvPr id="54305950" name="Picture 1" descr="A screenshot of a computer program&#10;&#10;AI-generated content may be incorrect."/>
+                    <pic:cNvPicPr/>
+                  </pic:nvPicPr>
+                  <pic:blipFill>
+                    <a:blip r:embed="rId12"/>
+                    <a:stretch>
+                      <a:fillRect/>
+                    </a:stretch>
+                  </pic:blipFill>
+                  <pic:spPr>
+                    <a:xfrm>
+                      <a:off x="0" y="0"/>
+                      <a:ext cx="5731510" cy="4853305"/>
+                    </a:xfrm>
+                    <a:prstGeom prst="rect">
+                      <a:avLst/>
+                    </a:prstGeom>
+                  </pic:spPr>
+                </pic:pic>
+              </a:graphicData>
+            </a:graphic>
+          </wp:inline>
+        </w:drawing>
+      </w:r>
+    </w:p>
+    <w:p>
+      <w:pPr>
+        <w:pStyle w:val="ListParagraph"/>
+      </w:pPr>
+      <w:r>
+        <w:lastRenderedPageBreak/>
+        <w:drawing>
+          <wp:inline distT="0" distB="0" distL="0" distR="0" wp14:anchorId="79302D49" wp14:editId="02EC017E">
+            <wp:extent cx="5639587" cy="4782217"/>
+            <wp:effectExtent l="0" t="0" r="0" b="0"/>
+            <wp:docPr id="1868821089" name="Picture 1" descr="A screen shot of a computer program&#10;&#10;AI-generated content may be incorrect."/>
+            <wp:cNvGraphicFramePr>
+              <a:graphicFrameLocks xmlns:a="http://schemas.openxmlformats.org/drawingml/2006/main" noChangeAspect="1"/>
+            </wp:cNvGraphicFramePr>
+            <a:graphic xmlns:a="http://schemas.openxmlformats.org/drawingml/2006/main">
+              <a:graphicData uri="http://schemas.openxmlformats.org/drawingml/2006/picture">
+                <pic:pic xmlns:pic="http://schemas.openxmlformats.org/drawingml/2006/picture">
+                  <pic:nvPicPr>
+                    <pic:cNvPr id="1868821089" name="Picture 1" descr="A screen shot of a computer program&#10;&#10;AI-generated content may be incorrect."/>
+                    <pic:cNvPicPr/>
+                  </pic:nvPicPr>
+                  <pic:blipFill>
+                    <a:blip r:embed="rId13"/>
+                    <a:stretch>
+                      <a:fillRect/>
+                    </a:stretch>
+                  </pic:blipFill>
+                  <pic:spPr>
+                    <a:xfrm>
+                      <a:off x="0" y="0"/>
+                      <a:ext cx="5639587" cy="4782217"/>
+                    </a:xfrm>
+                    <a:prstGeom prst="rect">
+                      <a:avLst/>
+                    </a:prstGeom>
+                  </pic:spPr>
+                </pic:pic>
+              </a:graphicData>
+            </a:graphic>
+          </wp:inline>
+        </w:drawing>
+      </w:r>
+    </w:p>
+    <w:p>
+      <w:pPr>
+        <w:pStyle w:val="ListParagraph"/>
+      </w:pPr>
+      <w:r>
+        <w:lastRenderedPageBreak/>
+        <w:drawing>
+          <wp:inline distT="0" distB="0" distL="0" distR="0" wp14:anchorId="0BD766BE" wp14:editId="423F8BA5">
+            <wp:extent cx="5731510" cy="4525645"/>
+            <wp:effectExtent l="0" t="0" r="2540" b="8255"/>
+            <wp:docPr id="575360319" name="Picture 1" descr="A computer screen shot of a program&#10;&#10;AI-generated content may be incorrect."/>
+            <wp:cNvGraphicFramePr>
+              <a:graphicFrameLocks xmlns:a="http://schemas.openxmlformats.org/drawingml/2006/main" noChangeAspect="1"/>
+            </wp:cNvGraphicFramePr>
+            <a:graphic xmlns:a="http://schemas.openxmlformats.org/drawingml/2006/main">
+              <a:graphicData uri="http://schemas.openxmlformats.org/drawingml/2006/picture">
+                <pic:pic xmlns:pic="http://schemas.openxmlformats.org/drawingml/2006/picture">
+                  <pic:nvPicPr>
+                    <pic:cNvPr id="575360319" name="Picture 1" descr="A computer screen shot of a program&#10;&#10;AI-generated content may be incorrect."/>
+                    <pic:cNvPicPr/>
+                  </pic:nvPicPr>
+                  <pic:blipFill>
+                    <a:blip r:embed="rId14"/>
+                    <a:stretch>
+                      <a:fillRect/>
+                    </a:stretch>
+                  </pic:blipFill>
+                  <pic:spPr>
+                    <a:xfrm>
+                      <a:off x="0" y="0"/>
+                      <a:ext cx="5731510" cy="4525645"/>
+                    </a:xfrm>
+                    <a:prstGeom prst="rect">
+                      <a:avLst/>
+                    </a:prstGeom>
+                  </pic:spPr>
+                </pic:pic>
+              </a:graphicData>
+            </a:graphic>
+          </wp:inline>
+        </w:drawing>
+      </w:r>
+    </w:p>
+    <w:p>
+      <w:pPr>
+        <w:pStyle w:val="ListParagraph"/>
+      </w:pPr>
+      <w:r>
+        <w:drawing>
+          <wp:inline distT="0" distB="0" distL="0" distR="0" wp14:anchorId="2E42D921" wp14:editId="4FF3B6BF">
+            <wp:extent cx="5731510" cy="2934335"/>
+            <wp:effectExtent l="0" t="0" r="2540" b="0"/>
+            <wp:docPr id="435294880" name="Picture 1" descr="A screen shot of a computer program&#10;&#10;AI-generated content may be incorrect."/>
+            <wp:cNvGraphicFramePr>
+              <a:graphicFrameLocks xmlns:a="http://schemas.openxmlformats.org/drawingml/2006/main" noChangeAspect="1"/>
+            </wp:cNvGraphicFramePr>
+            <a:graphic xmlns:a="http://schemas.openxmlformats.org/drawingml/2006/main">
+              <a:graphicData uri="http://schemas.openxmlformats.org/drawingml/2006/picture">
+                <pic:pic xmlns:pic="http://schemas.openxmlformats.org/drawingml/2006/picture">
+                  <pic:nvPicPr>
+                    <pic:cNvPr id="435294880" name="Picture 1" descr="A screen shot of a computer program&#10;&#10;AI-generated content may be incorrect."/>
+                    <pic:cNvPicPr/>
+                  </pic:nvPicPr>
+                  <pic:blipFill>
+                    <a:blip r:embed="rId15"/>
+                    <a:stretch>
+                      <a:fillRect/>
+                    </a:stretch>
+                  </pic:blipFill>
+                  <pic:spPr>
+                    <a:xfrm>
+                      <a:off x="0" y="0"/>
+                      <a:ext cx="5731510" cy="2934335"/>
+                    </a:xfrm>
+                    <a:prstGeom prst="rect">
+                      <a:avLst/>
+                    </a:prstGeom>
+                  </pic:spPr>
+                </pic:pic>
+              </a:graphicData>
+            </a:graphic>
+          </wp:inline>
+        </w:drawing>
+      </w:r>
+    </w:p>
+    <w:p>
+      <w:pPr>
+        <w:pStyle w:val="ListParagraph"/>
+      </w:pPr>
+      <w:r>
+        <w:lastRenderedPageBreak/>
+        <w:drawing>
+          <wp:inline distT="0" distB="0" distL="0" distR="0" wp14:anchorId="7B716D7E" wp14:editId="28A2894F">
+            <wp:extent cx="5731510" cy="2466975"/>
+            <wp:effectExtent l="0" t="0" r="2540" b="9525"/>
+            <wp:docPr id="1048815432" name="Picture 1" descr="A screen shot of a computer program&#10;&#10;AI-generated content may be incorrect."/>
+            <wp:cNvGraphicFramePr>
+              <a:graphicFrameLocks xmlns:a="http://schemas.openxmlformats.org/drawingml/2006/main" noChangeAspect="1"/>
+            </wp:cNvGraphicFramePr>
+            <a:graphic xmlns:a="http://schemas.openxmlformats.org/drawingml/2006/main">
+              <a:graphicData uri="http://schemas.openxmlformats.org/drawingml/2006/picture">
+                <pic:pic xmlns:pic="http://schemas.openxmlformats.org/drawingml/2006/picture">
+                  <pic:nvPicPr>
+                    <pic:cNvPr id="1048815432" name="Picture 1" descr="A screen shot of a computer program&#10;&#10;AI-generated content may be incorrect."/>
+                    <pic:cNvPicPr/>
+                  </pic:nvPicPr>
+                  <pic:blipFill>
+                    <a:blip r:embed="rId16"/>
+                    <a:stretch>
+                      <a:fillRect/>
+                    </a:stretch>
+                  </pic:blipFill>
+                  <pic:spPr>
+                    <a:xfrm>
+                      <a:off x="0" y="0"/>
+                      <a:ext cx="5731510" cy="2466975"/>
+                    </a:xfrm>
+                    <a:prstGeom prst="rect">
+                      <a:avLst/>
+                    </a:prstGeom>
+                  </pic:spPr>
+                </pic:pic>
+              </a:graphicData>
+            </a:graphic>
+          </wp:inline>
+        </w:drawing>
+      </w:r>
+    </w:p>
+    <w:p>
+      <w:pPr>
+        <w:pStyle w:val="ListParagraph"/>
+      </w:pPr>
+      <w:r>
+        <w:drawing>
+          <wp:inline distT="0" distB="0" distL="0" distR="0" wp14:anchorId="64CB476A" wp14:editId="0207D74A">
+            <wp:extent cx="5731510" cy="2562225"/>
+            <wp:effectExtent l="0" t="0" r="2540" b="9525"/>
+            <wp:docPr id="1254872973" name="Picture 1" descr="A computer screen shot of a program code&#10;&#10;AI-generated content may be incorrect."/>
+            <wp:cNvGraphicFramePr>
+              <a:graphicFrameLocks xmlns:a="http://schemas.openxmlformats.org/drawingml/2006/main" noChangeAspect="1"/>
+            </wp:cNvGraphicFramePr>
+            <a:graphic xmlns:a="http://schemas.openxmlformats.org/drawingml/2006/main">
+              <a:graphicData uri="http://schemas.openxmlformats.org/drawingml/2006/picture">
+                <pic:pic xmlns:pic="http://schemas.openxmlformats.org/drawingml/2006/picture">
+                  <pic:nvPicPr>
+                    <pic:cNvPr id="1254872973" name="Picture 1" descr="A computer screen shot of a program code&#10;&#10;AI-generated content may be incorrect."/>
+                    <pic:cNvPicPr/>
+                  </pic:nvPicPr>
+                  <pic:blipFill>
+                    <a:blip r:embed="rId17"/>
+                    <a:stretch>
+                      <a:fillRect/>
+                    </a:stretch>
+                  </pic:blipFill>
+                  <pic:spPr>
+                    <a:xfrm>
+                      <a:off x="0" y="0"/>
+                      <a:ext cx="5731510" cy="2562225"/>
+                    </a:xfrm>
+                    <a:prstGeom prst="rect">
+                      <a:avLst/>
+                    </a:prstGeom>
+                  </pic:spPr>
+                </pic:pic>
+              </a:graphicData>
+            </a:graphic>
+          </wp:inline>
+        </w:drawing>
+      </w:r>
+    </w:p>
+    <w:p>
+      <w:pPr>
+        <w:pStyle w:val="ListParagraph"/>
+      </w:pPr>
+      <w:r>
+        <w:drawing>
+          <wp:inline distT="0" distB="0" distL="0" distR="0" wp14:anchorId="5F28946D" wp14:editId="1B7C6097">
+            <wp:extent cx="5731510" cy="2448560"/>
+            <wp:effectExtent l="0" t="0" r="2540" b="8890"/>
+            <wp:docPr id="1569062161" name="Picture 1" descr="A screenshot of a computer program&#10;&#10;AI-generated content may be incorrect."/>
+            <wp:cNvGraphicFramePr>
+              <a:graphicFrameLocks xmlns:a="http://schemas.openxmlformats.org/drawingml/2006/main" noChangeAspect="1"/>
+            </wp:cNvGraphicFramePr>
+            <a:graphic xmlns:a="http://schemas.openxmlformats.org/drawingml/2006/main">
+              <a:graphicData uri="http://schemas.openxmlformats.org/drawingml/2006/picture">
+                <pic:pic xmlns:pic="http://schemas.openxmlformats.org/drawingml/2006/picture">
+                  <pic:nvPicPr>
+                    <pic:cNvPr id="1569062161" name="Picture 1" descr="A screenshot of a computer program&#10;&#10;AI-generated content may be incorrect."/>
+                    <pic:cNvPicPr/>
+                  </pic:nvPicPr>
+                  <pic:blipFill>
+                    <a:blip r:embed="rId18"/>
+                    <a:stretch>
+                      <a:fillRect/>
+                    </a:stretch>
+                  </pic:blipFill>
+                  <pic:spPr>
+                    <a:xfrm>
+                      <a:off x="0" y="0"/>
+                      <a:ext cx="5731510" cy="2448560"/>
+                    </a:xfrm>
+                    <a:prstGeom prst="rect">
+                      <a:avLst/>
+                    </a:prstGeom>
+                  </pic:spPr>
+                </pic:pic>
+              </a:graphicData>
+            </a:graphic>
+          </wp:inline>
+        </w:drawing>
+      </w:r>
+    </w:p>
+    <w:p>
+      <w:pPr>
+        <w:pStyle w:val="ListParagraph"/>
+      </w:pPr>
+      <w:r>
+        <w:lastRenderedPageBreak/>
+        <w:drawing>
+          <wp:inline distT="0" distB="0" distL="0" distR="0" wp14:anchorId="382C2630" wp14:editId="2849C31C">
+            <wp:extent cx="5731510" cy="2457450"/>
+            <wp:effectExtent l="0" t="0" r="2540" b="0"/>
+            <wp:docPr id="1569816077" name="Picture 1" descr="A screenshot of a computer program&#10;&#10;AI-generated content may be incorrect."/>
+            <wp:cNvGraphicFramePr>
+              <a:graphicFrameLocks xmlns:a="http://schemas.openxmlformats.org/drawingml/2006/main" noChangeAspect="1"/>
+            </wp:cNvGraphicFramePr>
+            <a:graphic xmlns:a="http://schemas.openxmlformats.org/drawingml/2006/main">
+              <a:graphicData uri="http://schemas.openxmlformats.org/drawingml/2006/picture">
+                <pic:pic xmlns:pic="http://schemas.openxmlformats.org/drawingml/2006/picture">
+                  <pic:nvPicPr>
+                    <pic:cNvPr id="1569816077" name="Picture 1" descr="A screenshot of a computer program&#10;&#10;AI-generated content may be incorrect."/>
+                    <pic:cNvPicPr/>
+                  </pic:nvPicPr>
+                  <pic:blipFill>
+                    <a:blip r:embed="rId19"/>
+                    <a:stretch>
+                      <a:fillRect/>
+                    </a:stretch>
+                  </pic:blipFill>
+                  <pic:spPr>
+                    <a:xfrm>
+                      <a:off x="0" y="0"/>
+                      <a:ext cx="5731510" cy="2457450"/>
+                    </a:xfrm>
+                    <a:prstGeom prst="rect">
+                      <a:avLst/>
+                    </a:prstGeom>
+                  </pic:spPr>
+                </pic:pic>
+              </a:graphicData>
+            </a:graphic>
+          </wp:inline>
+        </w:drawing>
+      </w:r>
+    </w:p>
+    <w:p>
+      <w:pPr>
+        <w:pStyle w:val="ListParagraph"/>
+        <w:numPr>
+          <w:ilvl w:val="0"/>
+          <w:numId w:val="3"/>
+        </w:numPr>
+      </w:pPr>
+      <w:r>
+        <w:t>Blocks resemble a realistic map, so Scope 5 is hit</w:t>
+      </w:r>
+    </w:p>
+    <w:p>
+      <w:pPr>
+        <w:pStyle w:val="ListParagraph"/>
+        <w:numPr>
+          <w:ilvl w:val="0"/>
+          <w:numId w:val="5"/>
+        </w:numPr>
+      </w:pPr>
+      <w:r>
+        <w:t>Building out the 1D Array of Perlin Noise</w:t>
+      </w:r>
+    </w:p>
+    <w:p>
+      <w:pPr>
+        <w:pStyle w:val="ListParagraph"/>
+        <w:ind w:left="1080"/>
+      </w:pPr>
+      <w:r>
+        <w:t>Renamed Height and Width on Block to Y and X values.</w:t>
+      </w:r>
+    </w:p>
+    <w:p>
+      <w:pPr>
+        <w:pStyle w:val="ListParagraph"/>
+        <w:ind w:left="1080"/>
+      </w:pPr>
+      <w:r>
+        <w:t>Have created a 1D representation of Perlin Noise</w:t>
+      </w:r>
+    </w:p>
+    <w:p>
+      <w:pPr>
+        <w:pStyle w:val="ListParagraph"/>
+        <w:ind w:left="1080"/>
+      </w:pPr>
+      <w:r>
+        <w:t>Used manual testing to make it ‘feel’ like it was working correctly</w:t>
+      </w:r>
+    </w:p>
+    <w:p>
+      <w:pPr>
+        <w:pStyle w:val="ListParagraph"/>
+        <w:ind w:left="1080"/>
+      </w:pPr>
+      <w:r>
+        <w:drawing>
+          <wp:inline distT="0" distB="0" distL="0" distR="0" wp14:anchorId="1443D021" wp14:editId="2F81CDB4">
+            <wp:extent cx="5731510" cy="1162050"/>
+            <wp:effectExtent l="0" t="0" r="2540" b="0"/>
+            <wp:docPr id="1701820985" name="Picture 1" descr="A screen shot of a computer&#10;&#10;AI-generated content may be incorrect."/>
+            <wp:cNvGraphicFramePr>
+              <a:graphicFrameLocks xmlns:a="http://schemas.openxmlformats.org/drawingml/2006/main" noChangeAspect="1"/>
+            </wp:cNvGraphicFramePr>
+            <a:graphic xmlns:a="http://schemas.openxmlformats.org/drawingml/2006/main">
+              <a:graphicData uri="http://schemas.openxmlformats.org/drawingml/2006/picture">
+                <pic:pic xmlns:pic="http://schemas.openxmlformats.org/drawingml/2006/picture">
+                  <pic:nvPicPr>
+                    <pic:cNvPr id="1701820985" name="Picture 1" descr="A screen shot of a computer&#10;&#10;AI-generated content may be incorrect."/>
+                    <pic:cNvPicPr/>
+                  </pic:nvPicPr>
+                  <pic:blipFill>
+                    <a:blip r:embed="rId20"/>
+                    <a:stretch>
+                      <a:fillRect/>
+                    </a:stretch>
+                  </pic:blipFill>
+                  <pic:spPr>
+                    <a:xfrm>
+                      <a:off x="0" y="0"/>
+                      <a:ext cx="5731510" cy="1162050"/>
+                    </a:xfrm>
+                    <a:prstGeom prst="rect">
+                      <a:avLst/>
+                    </a:prstGeom>
+                  </pic:spPr>
+                </pic:pic>
+              </a:graphicData>
+            </a:graphic>
+          </wp:inline>
+        </w:drawing>
+      </w:r>
+    </w:p>
+    <w:p>
+      <w:pPr>
+        <w:pStyle w:val="ListParagraph"/>
+        <w:ind w:left="1080"/>
+      </w:pPr>
+      <w:r>
+        <w:drawing>
+          <wp:inline distT="0" distB="0" distL="0" distR="0" wp14:anchorId="7189FDBA" wp14:editId="7C2A8A7B">
+            <wp:extent cx="5731510" cy="3201035"/>
+            <wp:effectExtent l="0" t="0" r="2540" b="0"/>
+            <wp:docPr id="991811502" name="Picture 1" descr="A screenshot of a computer program&#10;&#10;AI-generated content may be incorrect."/>
+            <wp:cNvGraphicFramePr>
+              <a:graphicFrameLocks xmlns:a="http://schemas.openxmlformats.org/drawingml/2006/main" noChangeAspect="1"/>
+            </wp:cNvGraphicFramePr>
+            <a:graphic xmlns:a="http://schemas.openxmlformats.org/drawingml/2006/main">
+              <a:graphicData uri="http://schemas.openxmlformats.org/drawingml/2006/picture">
+                <pic:pic xmlns:pic="http://schemas.openxmlformats.org/drawingml/2006/picture">
+                  <pic:nvPicPr>
+                    <pic:cNvPr id="991811502" name="Picture 1" descr="A screenshot of a computer program&#10;&#10;AI-generated content may be incorrect."/>
+                    <pic:cNvPicPr/>
+                  </pic:nvPicPr>
+                  <pic:blipFill>
+                    <a:blip r:embed="rId21"/>
+                    <a:stretch>
+                      <a:fillRect/>
+                    </a:stretch>
+                  </pic:blipFill>
+                  <pic:spPr>
+                    <a:xfrm>
+                      <a:off x="0" y="0"/>
+                      <a:ext cx="5731510" cy="3201035"/>
+                    </a:xfrm>
+                    <a:prstGeom prst="rect">
+                      <a:avLst/>
+                    </a:prstGeom>
+                  </pic:spPr>
+                </pic:pic>
+              </a:graphicData>
+            </a:graphic>
+          </wp:inline>
+        </w:drawing>
+      </w:r>
+    </w:p>
+    <w:p>
+      <w:pPr>
+        <w:pStyle w:val="ListParagraph"/>
+        <w:ind w:left="1080"/>
+      </w:pPr>
+      <w:r>
+        <w:drawing>
+          <wp:inline distT="0" distB="0" distL="0" distR="0" wp14:anchorId="66246EC1" wp14:editId="3A81B775">
+            <wp:extent cx="5731510" cy="800100"/>
+            <wp:effectExtent l="0" t="0" r="2540" b="0"/>
+            <wp:docPr id="196257993" name="Picture 1" descr="A black and white screen with many squares&#10;&#10;AI-generated content may be incorrect."/>
+            <wp:cNvGraphicFramePr>
+              <a:graphicFrameLocks xmlns:a="http://schemas.openxmlformats.org/drawingml/2006/main" noChangeAspect="1"/>
+            </wp:cNvGraphicFramePr>
+            <a:graphic xmlns:a="http://schemas.openxmlformats.org/drawingml/2006/main">
+              <a:graphicData uri="http://schemas.openxmlformats.org/drawingml/2006/picture">
+                <pic:pic xmlns:pic="http://schemas.openxmlformats.org/drawingml/2006/picture">
+                  <pic:nvPicPr>
+                    <pic:cNvPr id="196257993" name="Picture 1" descr="A black and white screen with many squares&#10;&#10;AI-generated content may be incorrect."/>
+                    <pic:cNvPicPr/>
+                  </pic:nvPicPr>
+                  <pic:blipFill>
+                    <a:blip r:embed="rId22"/>
+                    <a:stretch>
+                      <a:fillRect/>
+                    </a:stretch>
+                  </pic:blipFill>
+                  <pic:spPr>
+                    <a:xfrm>
+                      <a:off x="0" y="0"/>
+                      <a:ext cx="5731510" cy="800100"/>
+                    </a:xfrm>
+                    <a:prstGeom prst="rect">
+                      <a:avLst/>
+                    </a:prstGeom>
+                  </pic:spPr>
+                </pic:pic>
+              </a:graphicData>
+            </a:graphic>
+          </wp:inline>
+        </w:drawing>
+      </w:r>
+    </w:p>
+    <w:p>
+      <w:pPr>
+        <w:pStyle w:val="ListParagraph"/>
+        <w:ind w:left="1080"/>
+      </w:pPr>
+      <w:r>
+        <w:t>Lots of trial and error</w:t>
+      </w:r>
+    </w:p>
+    <w:p>
+      <w:pPr>
+        <w:pStyle w:val="ListParagraph"/>
+        <w:ind w:left="1080"/>
+      </w:pPr>
+      <w:r>
+        <w:lastRenderedPageBreak/>
+        <w:drawing>
+          <wp:inline distT="0" distB="0" distL="0" distR="0" wp14:anchorId="31A2F71C" wp14:editId="1372162A">
+            <wp:extent cx="5731510" cy="607060"/>
+            <wp:effectExtent l="0" t="0" r="2540" b="2540"/>
+            <wp:docPr id="237894831" name="Picture 1"/>
+            <wp:cNvGraphicFramePr>
+              <a:graphicFrameLocks xmlns:a="http://schemas.openxmlformats.org/drawingml/2006/main" noChangeAspect="1"/>
+            </wp:cNvGraphicFramePr>
+            <a:graphic xmlns:a="http://schemas.openxmlformats.org/drawingml/2006/main">
+              <a:graphicData uri="http://schemas.openxmlformats.org/drawingml/2006/picture">
+                <pic:pic xmlns:pic="http://schemas.openxmlformats.org/drawingml/2006/picture">
+                  <pic:nvPicPr>
+                    <pic:cNvPr id="237894831" name=""/>
+                    <pic:cNvPicPr/>
+                  </pic:nvPicPr>
+                  <pic:blipFill>
+                    <a:blip r:embed="rId23"/>
+                    <a:stretch>
+                      <a:fillRect/>
+                    </a:stretch>
+                  </pic:blipFill>
+                  <pic:spPr>
+                    <a:xfrm>
+                      <a:off x="0" y="0"/>
+                      <a:ext cx="5731510" cy="607060"/>
+                    </a:xfrm>
+                    <a:prstGeom prst="rect">
+                      <a:avLst/>
+                    </a:prstGeom>
+                  </pic:spPr>
+                </pic:pic>
+              </a:graphicData>
+            </a:graphic>
+          </wp:inline>
+        </w:drawing>
+      </w:r>
+    </w:p>
+    <w:p>
+      <w:pPr>
+        <w:pStyle w:val="ListParagraph"/>
+        <w:ind w:left="1080"/>
+      </w:pPr>
+      <w:r>
+        <w:t xml:space="preserve">When </w:t>
+      </w:r>
+      <w:r>
+        <w:drawing>
+          <wp:inline distT="0" distB="0" distL="0" distR="0" wp14:anchorId="63CC3153" wp14:editId="2B8D393C">
+            <wp:extent cx="3124636" cy="285790"/>
+            <wp:effectExtent l="0" t="0" r="0" b="0"/>
+            <wp:docPr id="164900725" name="Picture 1"/>
+            <wp:cNvGraphicFramePr>
+              <a:graphicFrameLocks xmlns:a="http://schemas.openxmlformats.org/drawingml/2006/main" noChangeAspect="1"/>
+            </wp:cNvGraphicFramePr>
+            <a:graphic xmlns:a="http://schemas.openxmlformats.org/drawingml/2006/main">
+              <a:graphicData uri="http://schemas.openxmlformats.org/drawingml/2006/picture">
+                <pic:pic xmlns:pic="http://schemas.openxmlformats.org/drawingml/2006/picture">
+                  <pic:nvPicPr>
+                    <pic:cNvPr id="164900725" name=""/>
+                    <pic:cNvPicPr/>
+                  </pic:nvPicPr>
+                  <pic:blipFill>
+                    <a:blip r:embed="rId24"/>
+                    <a:stretch>
+                      <a:fillRect/>
+                    </a:stretch>
+                  </pic:blipFill>
+                  <pic:spPr>
+                    <a:xfrm>
+                      <a:off x="0" y="0"/>
+                      <a:ext cx="3124636" cy="285790"/>
+                    </a:xfrm>
+                    <a:prstGeom prst="rect">
+                      <a:avLst/>
+                    </a:prstGeom>
+                  </pic:spPr>
+                </pic:pic>
+              </a:graphicData>
+            </a:graphic>
+          </wp:inline>
+        </w:drawing>
+      </w:r>
+      <w:r>
+        <w:t xml:space="preserve"> There was no multiplication of the double value</w:t>
+      </w:r>
+    </w:p>
+    <w:p>
+      <w:pPr>
+        <w:pStyle w:val="ListParagraph"/>
+        <w:ind w:left="1080"/>
+      </w:pPr>
+      <w:r>
+        <w:drawing>
+          <wp:inline distT="0" distB="0" distL="0" distR="0" wp14:anchorId="2FFFA58F" wp14:editId="75935B73">
+            <wp:extent cx="5731510" cy="2373630"/>
+            <wp:effectExtent l="0" t="0" r="2540" b="7620"/>
+            <wp:docPr id="66823089" name="Picture 1" descr="A screen shot of a computer screen&#10;&#10;AI-generated content may be incorrect."/>
+            <wp:cNvGraphicFramePr>
+              <a:graphicFrameLocks xmlns:a="http://schemas.openxmlformats.org/drawingml/2006/main" noChangeAspect="1"/>
+            </wp:cNvGraphicFramePr>
+            <a:graphic xmlns:a="http://schemas.openxmlformats.org/drawingml/2006/main">
+              <a:graphicData uri="http://schemas.openxmlformats.org/drawingml/2006/picture">
+                <pic:pic xmlns:pic="http://schemas.openxmlformats.org/drawingml/2006/picture">
+                  <pic:nvPicPr>
+                    <pic:cNvPr id="66823089" name="Picture 1" descr="A screen shot of a computer screen&#10;&#10;AI-generated content may be incorrect."/>
+                    <pic:cNvPicPr/>
+                  </pic:nvPicPr>
+                  <pic:blipFill>
+                    <a:blip r:embed="rId25"/>
+                    <a:stretch>
+                      <a:fillRect/>
+                    </a:stretch>
+                  </pic:blipFill>
+                  <pic:spPr>
+                    <a:xfrm>
+                      <a:off x="0" y="0"/>
+                      <a:ext cx="5731510" cy="2373630"/>
+                    </a:xfrm>
+                    <a:prstGeom prst="rect">
+                      <a:avLst/>
+                    </a:prstGeom>
+                  </pic:spPr>
+                </pic:pic>
+              </a:graphicData>
+            </a:graphic>
+          </wp:inline>
+        </w:drawing>
+      </w:r>
+      <w:r>
+        <w:br/>
+        <w:t>Values above 1 when no scale accumulator was used to reduce the value below 1 again.</w:t>
+      </w:r>
+    </w:p>
+    <w:p>
+      <w:pPr>
+        <w:pStyle w:val="ListParagraph"/>
+        <w:numPr>
+          <w:ilvl w:val="0"/>
+          <w:numId w:val="5"/>
+        </w:numPr>
+      </w:pPr>
+      <w:r>
+        <w:t>Building out the 2D Array of Perlin Noise</w:t>
+      </w:r>
+    </w:p>
+    <w:p>
+      <w:pPr>
+        <w:pStyle w:val="ListParagraph"/>
+        <w:numPr>
+          <w:ilvl w:val="0"/>
+          <w:numId w:val="3"/>
+        </w:numPr>
+      </w:pPr>
+      <w:r>
+        <w:t>Actually write the values to the JSON file</w:t>
       </w:r>
     </w:p>
     <w:p>
@@ -135,25 +1630,7 @@
         <w:pStyle w:val="Heading2"/>
       </w:pPr>
       <w:r>
-        <w:t>Methodology</w:t>
-      </w:r>
-    </w:p>
-    <w:p>
-      <w:r>
-        <w:t xml:space="preserve">Iterative Development, </w:t>
-      </w:r>
-      <w:r>
-        <w:t>with sprints being used to iterate on the development of the dashboard</w:t>
-      </w:r>
-    </w:p>
-    <w:p>
-      <w:r>
-        <w:t>Git being used for the initial project, with branching on top of branching, and the main branch being blocked except through pull requests</w:t>
-      </w:r>
-    </w:p>
-    <w:p>
-      <w:r>
-        <w:t>Set up some cards and show them being signed off here.</w:t>
+        <w:t>Functional Decomposition Diagram</w:t>
       </w:r>
     </w:p>
     <w:p>
@@ -161,7 +1638,6 @@
         <w:pStyle w:val="Heading2"/>
       </w:pPr>
       <w:r>
-        <w:lastRenderedPageBreak/>
         <w:t>Activity Flow Diagram</w:t>
       </w:r>
     </w:p>
@@ -191,27 +1667,6 @@
     </w:p>
     <w:p>
       <w:pPr>
-        <w:pStyle w:val="Heading3"/>
-      </w:pPr>
-      <w:r>
-        <w:t>Backend Testing</w:t>
-      </w:r>
-    </w:p>
-    <w:p>
-      <w:pPr>
-        <w:pStyle w:val="Heading3"/>
-      </w:pPr>
-      <w:r>
-        <w:t>Frontend Testing</w:t>
-      </w:r>
-    </w:p>
-    <w:p>
-      <w:r>
-        <w:t>Unit testing can be split between the ‘backend’ tests using xUnit functionality, and frontend tests using the bUnit framework.</w:t>
-      </w:r>
-    </w:p>
-    <w:p>
-      <w:pPr>
         <w:pStyle w:val="Heading2"/>
       </w:pPr>
       <w:r>
@@ -222,14 +1677,23 @@
       <w:r>
         <w:t>Had write access problems</w:t>
       </w:r>
+      <w:r>
+        <w:t xml:space="preserve"> due to lack of permissions, was not able to create files, but could write to empty files, outside the scope of creating the JSON data, however.</w:t>
+      </w:r>
     </w:p>
     <w:p>
       <w:r>
         <w:t>Had datetimes coming back as the same</w:t>
       </w:r>
-    </w:p>
-    <w:p>
-      <w:r>
+      <w:r>
+        <w:t xml:space="preserve"> due to incorrect testing</w:t>
+      </w:r>
+    </w:p>
+    <w:p>
+      <w:r>
+        <w:rPr>
+          <w:noProof/>
+        </w:rPr>
         <w:drawing>
           <wp:inline distT="0" distB="0" distL="0" distR="0" wp14:anchorId="6AF21EB3" wp14:editId="4691FD79">
             <wp:extent cx="5731510" cy="1290955"/>
@@ -246,7 +1710,7 @@
                     <pic:cNvPicPr/>
                   </pic:nvPicPr>
                   <pic:blipFill>
-                    <a:blip r:embed="rId5"/>
+                    <a:blip r:embed="rId26"/>
                     <a:stretch>
                       <a:fillRect/>
                     </a:stretch>
@@ -267,13 +1731,31 @@
         </w:drawing>
       </w:r>
     </w:p>
+    <w:p/>
+    <w:p>
+      <w:pPr>
+        <w:pStyle w:val="Heading2"/>
+      </w:pPr>
+      <w:r>
+        <w:lastRenderedPageBreak/>
+        <w:t>Reflection</w:t>
+      </w:r>
+    </w:p>
+    <w:p>
+      <w:pPr>
+        <w:pStyle w:val="Heading2"/>
+      </w:pPr>
+      <w:r>
+        <w:t>Using a Green Computing Approach</w:t>
+      </w:r>
+    </w:p>
     <w:p>
       <w:r>
         <w:drawing>
-          <wp:inline distT="0" distB="0" distL="0" distR="0" wp14:anchorId="17CC229B" wp14:editId="1A7569B8">
-            <wp:extent cx="5731510" cy="2278380"/>
-            <wp:effectExtent l="0" t="0" r="2540" b="7620"/>
-            <wp:docPr id="1344364313" name="Picture 1"/>
+          <wp:inline distT="0" distB="0" distL="0" distR="0" wp14:anchorId="3FC86276" wp14:editId="2D17BBC7">
+            <wp:extent cx="5731510" cy="3297555"/>
+            <wp:effectExtent l="0" t="0" r="2540" b="0"/>
+            <wp:docPr id="1521425736" name="Picture 1" descr="A screenshot of a computer&#10;&#10;AI-generated content may be incorrect."/>
             <wp:cNvGraphicFramePr>
               <a:graphicFrameLocks xmlns:a="http://schemas.openxmlformats.org/drawingml/2006/main" noChangeAspect="1"/>
             </wp:cNvGraphicFramePr>
@@ -281,11 +1763,11 @@
               <a:graphicData uri="http://schemas.openxmlformats.org/drawingml/2006/picture">
                 <pic:pic xmlns:pic="http://schemas.openxmlformats.org/drawingml/2006/picture">
                   <pic:nvPicPr>
-                    <pic:cNvPr id="1344364313" name=""/>
+                    <pic:cNvPr id="1521425736" name="Picture 1" descr="A screenshot of a computer&#10;&#10;AI-generated content may be incorrect."/>
                     <pic:cNvPicPr/>
                   </pic:nvPicPr>
                   <pic:blipFill>
-                    <a:blip r:embed="rId6"/>
+                    <a:blip r:embed="rId27"/>
                     <a:stretch>
                       <a:fillRect/>
                     </a:stretch>
@@ -293,7 +1775,7 @@
                   <pic:spPr>
                     <a:xfrm>
                       <a:off x="0" y="0"/>
-                      <a:ext cx="5731510" cy="2278380"/>
+                      <a:ext cx="5731510" cy="3297555"/>
                     </a:xfrm>
                     <a:prstGeom prst="rect">
                       <a:avLst/>
@@ -307,22 +1789,383 @@
       </w:r>
     </w:p>
     <w:p>
-      <w:pPr>
-        <w:pStyle w:val="Heading2"/>
-      </w:pPr>
-      <w:r>
-        <w:t>Reflection</w:t>
-      </w:r>
-    </w:p>
-    <w:p>
-      <w:pPr>
-        <w:pStyle w:val="Heading2"/>
-      </w:pPr>
-      <w:r>
-        <w:t>Using a Green Computing Approach</w:t>
+      <w:r>
+        <w:drawing>
+          <wp:inline distT="0" distB="0" distL="0" distR="0" wp14:anchorId="557325BB" wp14:editId="24A52F26">
+            <wp:extent cx="5731510" cy="3409315"/>
+            <wp:effectExtent l="0" t="0" r="2540" b="635"/>
+            <wp:docPr id="435368067" name="Picture 1" descr="A screenshot of a computer&#10;&#10;AI-generated content may be incorrect."/>
+            <wp:cNvGraphicFramePr>
+              <a:graphicFrameLocks xmlns:a="http://schemas.openxmlformats.org/drawingml/2006/main" noChangeAspect="1"/>
+            </wp:cNvGraphicFramePr>
+            <a:graphic xmlns:a="http://schemas.openxmlformats.org/drawingml/2006/main">
+              <a:graphicData uri="http://schemas.openxmlformats.org/drawingml/2006/picture">
+                <pic:pic xmlns:pic="http://schemas.openxmlformats.org/drawingml/2006/picture">
+                  <pic:nvPicPr>
+                    <pic:cNvPr id="435368067" name="Picture 1" descr="A screenshot of a computer&#10;&#10;AI-generated content may be incorrect."/>
+                    <pic:cNvPicPr/>
+                  </pic:nvPicPr>
+                  <pic:blipFill>
+                    <a:blip r:embed="rId28"/>
+                    <a:stretch>
+                      <a:fillRect/>
+                    </a:stretch>
+                  </pic:blipFill>
+                  <pic:spPr>
+                    <a:xfrm>
+                      <a:off x="0" y="0"/>
+                      <a:ext cx="5731510" cy="3409315"/>
+                    </a:xfrm>
+                    <a:prstGeom prst="rect">
+                      <a:avLst/>
+                    </a:prstGeom>
+                  </pic:spPr>
+                </pic:pic>
+              </a:graphicData>
+            </a:graphic>
+          </wp:inline>
+        </w:drawing>
+      </w:r>
+    </w:p>
+    <w:p>
+      <w:r>
+        <w:lastRenderedPageBreak/>
+        <w:drawing>
+          <wp:inline distT="0" distB="0" distL="0" distR="0" wp14:anchorId="746C196E" wp14:editId="1E857D7C">
+            <wp:extent cx="5731510" cy="3643630"/>
+            <wp:effectExtent l="0" t="0" r="2540" b="0"/>
+            <wp:docPr id="1811470602" name="Picture 1" descr="A screenshot of a computer&#10;&#10;AI-generated content may be incorrect."/>
+            <wp:cNvGraphicFramePr>
+              <a:graphicFrameLocks xmlns:a="http://schemas.openxmlformats.org/drawingml/2006/main" noChangeAspect="1"/>
+            </wp:cNvGraphicFramePr>
+            <a:graphic xmlns:a="http://schemas.openxmlformats.org/drawingml/2006/main">
+              <a:graphicData uri="http://schemas.openxmlformats.org/drawingml/2006/picture">
+                <pic:pic xmlns:pic="http://schemas.openxmlformats.org/drawingml/2006/picture">
+                  <pic:nvPicPr>
+                    <pic:cNvPr id="1811470602" name="Picture 1" descr="A screenshot of a computer&#10;&#10;AI-generated content may be incorrect."/>
+                    <pic:cNvPicPr/>
+                  </pic:nvPicPr>
+                  <pic:blipFill>
+                    <a:blip r:embed="rId29"/>
+                    <a:stretch>
+                      <a:fillRect/>
+                    </a:stretch>
+                  </pic:blipFill>
+                  <pic:spPr>
+                    <a:xfrm>
+                      <a:off x="0" y="0"/>
+                      <a:ext cx="5731510" cy="3643630"/>
+                    </a:xfrm>
+                    <a:prstGeom prst="rect">
+                      <a:avLst/>
+                    </a:prstGeom>
+                  </pic:spPr>
+                </pic:pic>
+              </a:graphicData>
+            </a:graphic>
+          </wp:inline>
+        </w:drawing>
+      </w:r>
+    </w:p>
+    <w:p>
+      <w:r>
+        <w:drawing>
+          <wp:inline distT="0" distB="0" distL="0" distR="0" wp14:anchorId="2BB8A746" wp14:editId="69BA38CF">
+            <wp:extent cx="5731510" cy="3448050"/>
+            <wp:effectExtent l="0" t="0" r="2540" b="0"/>
+            <wp:docPr id="2040168880" name="Picture 1" descr="A screenshot of a computer&#10;&#10;AI-generated content may be incorrect."/>
+            <wp:cNvGraphicFramePr>
+              <a:graphicFrameLocks xmlns:a="http://schemas.openxmlformats.org/drawingml/2006/main" noChangeAspect="1"/>
+            </wp:cNvGraphicFramePr>
+            <a:graphic xmlns:a="http://schemas.openxmlformats.org/drawingml/2006/main">
+              <a:graphicData uri="http://schemas.openxmlformats.org/drawingml/2006/picture">
+                <pic:pic xmlns:pic="http://schemas.openxmlformats.org/drawingml/2006/picture">
+                  <pic:nvPicPr>
+                    <pic:cNvPr id="2040168880" name="Picture 1" descr="A screenshot of a computer&#10;&#10;AI-generated content may be incorrect."/>
+                    <pic:cNvPicPr/>
+                  </pic:nvPicPr>
+                  <pic:blipFill>
+                    <a:blip r:embed="rId30"/>
+                    <a:stretch>
+                      <a:fillRect/>
+                    </a:stretch>
+                  </pic:blipFill>
+                  <pic:spPr>
+                    <a:xfrm>
+                      <a:off x="0" y="0"/>
+                      <a:ext cx="5731510" cy="3448050"/>
+                    </a:xfrm>
+                    <a:prstGeom prst="rect">
+                      <a:avLst/>
+                    </a:prstGeom>
+                  </pic:spPr>
+                </pic:pic>
+              </a:graphicData>
+            </a:graphic>
+          </wp:inline>
+        </w:drawing>
+      </w:r>
+    </w:p>
+    <w:p>
+      <w:r>
+        <w:lastRenderedPageBreak/>
+        <w:drawing>
+          <wp:inline distT="0" distB="0" distL="0" distR="0" wp14:anchorId="5BEFCD02" wp14:editId="17E83D9A">
+            <wp:extent cx="5731510" cy="3665855"/>
+            <wp:effectExtent l="0" t="0" r="2540" b="0"/>
+            <wp:docPr id="454609669" name="Picture 1" descr="A screenshot of a computer&#10;&#10;AI-generated content may be incorrect."/>
+            <wp:cNvGraphicFramePr>
+              <a:graphicFrameLocks xmlns:a="http://schemas.openxmlformats.org/drawingml/2006/main" noChangeAspect="1"/>
+            </wp:cNvGraphicFramePr>
+            <a:graphic xmlns:a="http://schemas.openxmlformats.org/drawingml/2006/main">
+              <a:graphicData uri="http://schemas.openxmlformats.org/drawingml/2006/picture">
+                <pic:pic xmlns:pic="http://schemas.openxmlformats.org/drawingml/2006/picture">
+                  <pic:nvPicPr>
+                    <pic:cNvPr id="454609669" name="Picture 1" descr="A screenshot of a computer&#10;&#10;AI-generated content may be incorrect."/>
+                    <pic:cNvPicPr/>
+                  </pic:nvPicPr>
+                  <pic:blipFill>
+                    <a:blip r:embed="rId31"/>
+                    <a:stretch>
+                      <a:fillRect/>
+                    </a:stretch>
+                  </pic:blipFill>
+                  <pic:spPr>
+                    <a:xfrm>
+                      <a:off x="0" y="0"/>
+                      <a:ext cx="5731510" cy="3665855"/>
+                    </a:xfrm>
+                    <a:prstGeom prst="rect">
+                      <a:avLst/>
+                    </a:prstGeom>
+                  </pic:spPr>
+                </pic:pic>
+              </a:graphicData>
+            </a:graphic>
+          </wp:inline>
+        </w:drawing>
+      </w:r>
+    </w:p>
+    <w:p>
+      <w:r>
+        <w:t>//// 1) Generate 2D array tilemap</w:t>
+      </w:r>
+    </w:p>
+    <w:p>
+      <w:r>
+        <w:t>//int blockMapY = 15; // TODO: How might we change this value?</w:t>
+      </w:r>
+    </w:p>
+    <w:p>
+      <w:r>
+        <w:t>//int blockMapX = 100; // TODO: How might we change this value?</w:t>
+      </w:r>
+    </w:p>
+    <w:p>
+      <w:r>
+        <w:t>//byte seaLevel = 50;</w:t>
+      </w:r>
+    </w:p>
+    <w:p>
+      <w:r>
+        <w:t>//byte[] points = new byte[30];</w:t>
+      </w:r>
+    </w:p>
+    <w:p>
+      <w:r>
+        <w:t>//foreach (byte point in points)</w:t>
+      </w:r>
+    </w:p>
+    <w:p>
+      <w:r>
+        <w:t>//{</w:t>
+      </w:r>
+    </w:p>
+    <w:p>
+      <w:r>
+        <w:t>//    perlinNoise1D(point);</w:t>
+      </w:r>
+    </w:p>
+    <w:p>
+      <w:r>
+        <w:t>//}</w:t>
       </w:r>
     </w:p>
     <w:p/>
+    <w:p>
+      <w:r>
+        <w:t>//for (int i = 0; i &lt; blocks.GetLength(0); i++)</w:t>
+      </w:r>
+    </w:p>
+    <w:p>
+      <w:r>
+        <w:t>//{</w:t>
+      </w:r>
+    </w:p>
+    <w:p/>
+    <w:p>
+      <w:r>
+        <w:t>//    for (int j = 0; j &lt; blocks.GetLength(1); j++)</w:t>
+      </w:r>
+    </w:p>
+    <w:p>
+      <w:r>
+        <w:t>//    {</w:t>
+      </w:r>
+    </w:p>
+    <w:p>
+      <w:r>
+        <w:t>//        Console.Write(blocks[i, j]);</w:t>
+      </w:r>
+    </w:p>
+    <w:p>
+      <w:r>
+        <w:t>//    }</w:t>
+      </w:r>
+    </w:p>
+    <w:p>
+      <w:r>
+        <w:t>//    Console.WriteLine();</w:t>
+      </w:r>
+    </w:p>
+    <w:p>
+      <w:r>
+        <w:lastRenderedPageBreak/>
+        <w:t>//}</w:t>
+      </w:r>
+    </w:p>
+    <w:p/>
+    <w:p>
+      <w:r>
+        <w:t>//Block[,] blocks = new Block[blockMapY, blockMapX];</w:t>
+      </w:r>
+    </w:p>
+    <w:p>
+      <w:r>
+        <w:t>//for(int y = 0; y &lt; blocks.GetLength(0); y++) //y instead of i here for readability</w:t>
+      </w:r>
+    </w:p>
+    <w:p>
+      <w:r>
+        <w:t>//{</w:t>
+      </w:r>
+    </w:p>
+    <w:p>
+      <w:r>
+        <w:t>//    for(int x = 0; x &lt; blocks.GetLength(1); x++)</w:t>
+      </w:r>
+    </w:p>
+    <w:p>
+      <w:r>
+        <w:t>//    {</w:t>
+      </w:r>
+    </w:p>
+    <w:p>
+      <w:r>
+        <w:t>//        byte height = PerlinNoise2D(blocks[y, x]);</w:t>
+      </w:r>
+    </w:p>
+    <w:p>
+      <w:r>
+        <w:t>//        if (height &gt; seaLevel)</w:t>
+      </w:r>
+    </w:p>
+    <w:p>
+      <w:r>
+        <w:t>//        {</w:t>
+      </w:r>
+    </w:p>
+    <w:p>
+      <w:r>
+        <w:t>//            blocks[y, x] = GenerateBlock(height);</w:t>
+      </w:r>
+    </w:p>
+    <w:p>
+      <w:r>
+        <w:t>//        }</w:t>
+      </w:r>
+    </w:p>
+    <w:p>
+      <w:r>
+        <w:t>//    }</w:t>
+      </w:r>
+    </w:p>
+    <w:p>
+      <w:r>
+        <w:t>//}</w:t>
+      </w:r>
+    </w:p>
+    <w:p>
+      <w:r>
+        <w:t>var builder = new ConfigurationBuilder().AddUserSecrets&lt;Program&gt;();</w:t>
+      </w:r>
+    </w:p>
+    <w:p>
+      <w:r>
+        <w:t>IConfigurationRoot config = builder.Build();</w:t>
+      </w:r>
+    </w:p>
+    <w:p/>
+    <w:p>
+      <w:r>
+        <w:t>string jsonString = JsonSerializer.Serialize(blocks);</w:t>
+      </w:r>
+    </w:p>
+    <w:p>
+      <w:r>
+        <w:t>File.WriteAllText(ConfigureAwaitOptions[])</w:t>
+      </w:r>
+    </w:p>
+    <w:p/>
+    <w:p/>
+    <w:p>
+      <w:r>
+        <w:t>// 2) Set water height here as well - Trial and error will be prevalent here</w:t>
+      </w:r>
+    </w:p>
+    <w:p/>
+    <w:p/>
+    <w:p>
+      <w:r>
+        <w:t>// 3) Store height as bytes, giving a value between 0 and 255</w:t>
+      </w:r>
+    </w:p>
+    <w:p>
+      <w:r>
+        <w:t>// 4) Recursive, or do do this iteratively (could be room for an interface here?)</w:t>
+      </w:r>
+    </w:p>
+    <w:p>
+      <w:r>
+        <w:t xml:space="preserve">// 5) If it is above the height, send out its co-ordinates to all neighbours </w:t>
+      </w:r>
+    </w:p>
+    <w:p>
+      <w:r>
+        <w:t>// Should even underwater neighours be storing the values? (Could use profiler and interface to see which is quicker here)</w:t>
+      </w:r>
+    </w:p>
+    <w:p>
+      <w:r>
+        <w:t>// 6) For each one that is above the water level, generate values for it randomly</w:t>
+      </w:r>
+    </w:p>
+    <w:p>
+      <w:r>
+        <w:t>// 7) For all that are above level, now that they have all the co-ords and the values, filter them and store them</w:t>
+      </w:r>
+    </w:p>
+    <w:p>
+      <w:r>
+        <w:lastRenderedPageBreak/>
+        <w:t>// 8) Maybe shuffle?</w:t>
+      </w:r>
+    </w:p>
+    <w:p>
+      <w:r>
+        <w:t>// 9) Send them as a json array and write to file</w:t>
+      </w:r>
+    </w:p>
     <w:p/>
     <w:p/>
     <w:sectPr>
@@ -338,6 +2181,296 @@
 <file path=word/numbering.xml><?xml version="1.0" encoding="utf-8"?>
 <w:numbering xmlns:wpc="http://schemas.microsoft.com/office/word/2010/wordprocessingCanvas" xmlns:cx="http://schemas.microsoft.com/office/drawing/2014/chartex" xmlns:cx1="http://schemas.microsoft.com/office/drawing/2015/9/8/chartex" xmlns:cx2="http://schemas.microsoft.com/office/drawing/2015/10/21/chartex" xmlns:cx3="http://schemas.microsoft.com/office/drawing/2016/5/9/chartex" xmlns:cx4="http://schemas.microsoft.com/office/drawing/2016/5/10/chartex" xmlns:cx5="http://schemas.microsoft.com/office/drawing/2016/5/11/chartex" xmlns:cx6="http://schemas.microsoft.com/office/drawing/2016/5/12/chartex" xmlns:cx7="http://schemas.microsoft.com/office/drawing/2016/5/13/chartex" xmlns:cx8="http://schemas.microsoft.com/office/drawing/2016/5/14/chartex" xmlns:mc="http://schemas.openxmlformats.org/markup-compatibility/2006" xmlns:aink="http://schemas.microsoft.com/office/drawing/2016/ink" xmlns:am3d="http://schemas.microsoft.com/office/drawing/2017/model3d" xmlns:o="urn:schemas-microsoft-com:office:office" xmlns:oel="http://schemas.microsoft.com/office/2019/extlst" xmlns:r="http://schemas.openxmlformats.org/officeDocument/2006/relationships" xmlns:m="http://schemas.openxmlformats.org/officeDocument/2006/math" xmlns:v="urn:schemas-microsoft-com:vml" xmlns:wp14="http://schemas.microsoft.com/office/word/2010/wordprocessingDrawing" xmlns:wp="http://schemas.openxmlformats.org/drawingml/2006/wordprocessingDrawing" xmlns:w10="urn:schemas-microsoft-com:office:word" xmlns:w="http://schemas.openxmlformats.org/wordprocessingml/2006/main" xmlns:w14="http://schemas.microsoft.com/office/word/2010/wordml" xmlns:w15="http://schemas.microsoft.com/office/word/2012/wordml" xmlns:w16cex="http://schemas.microsoft.com/office/word/2018/wordml/cex" xmlns:w16cid="http://schemas.microsoft.com/office/word/2016/wordml/cid" xmlns:w16="http://schemas.microsoft.com/office/word/2018/wordml" xmlns:w16du="http://schemas.microsoft.com/office/word/2023/wordml/word16du" xmlns:w16sdtdh="http://schemas.microsoft.com/office/word/2020/wordml/sdtdatahash" xmlns:w16sdtfl="http://schemas.microsoft.com/office/word/2024/wordml/sdtformatlock" xmlns:w16se="http://schemas.microsoft.com/office/word/2015/wordml/symex" xmlns:wpg="http://schemas.microsoft.com/office/word/2010/wordprocessingGroup" xmlns:wpi="http://schemas.microsoft.com/office/word/2010/wordprocessingInk" xmlns:wne="http://schemas.microsoft.com/office/word/2006/wordml" xmlns:wps="http://schemas.microsoft.com/office/word/2010/wordprocessingShape" mc:Ignorable="w14 w15 w16se w16cid w16 w16cex w16sdtdh w16sdtfl w16du wp14">
   <w:abstractNum w:abstractNumId="0" w15:restartNumberingAfterBreak="0">
+    <w:nsid w:val="03335E20"/>
+    <w:multiLevelType w:val="hybridMultilevel"/>
+    <w:tmpl w:val="7D56CBAC"/>
+    <w:lvl w:ilvl="0" w:tplc="08090011">
+      <w:start w:val="1"/>
+      <w:numFmt w:val="decimal"/>
+      <w:lvlText w:val="%1)"/>
+      <w:lvlJc w:val="left"/>
+      <w:pPr>
+        <w:ind w:left="720" w:hanging="360"/>
+      </w:pPr>
+      <w:rPr>
+        <w:rFonts w:hint="default"/>
+      </w:rPr>
+    </w:lvl>
+    <w:lvl w:ilvl="1" w:tplc="08090019" w:tentative="1">
+      <w:start w:val="1"/>
+      <w:numFmt w:val="lowerLetter"/>
+      <w:lvlText w:val="%2."/>
+      <w:lvlJc w:val="left"/>
+      <w:pPr>
+        <w:ind w:left="1440" w:hanging="360"/>
+      </w:pPr>
+    </w:lvl>
+    <w:lvl w:ilvl="2" w:tplc="0809001B" w:tentative="1">
+      <w:start w:val="1"/>
+      <w:numFmt w:val="lowerRoman"/>
+      <w:lvlText w:val="%3."/>
+      <w:lvlJc w:val="right"/>
+      <w:pPr>
+        <w:ind w:left="2160" w:hanging="180"/>
+      </w:pPr>
+    </w:lvl>
+    <w:lvl w:ilvl="3" w:tplc="0809000F" w:tentative="1">
+      <w:start w:val="1"/>
+      <w:numFmt w:val="decimal"/>
+      <w:lvlText w:val="%4."/>
+      <w:lvlJc w:val="left"/>
+      <w:pPr>
+        <w:ind w:left="2880" w:hanging="360"/>
+      </w:pPr>
+    </w:lvl>
+    <w:lvl w:ilvl="4" w:tplc="08090019" w:tentative="1">
+      <w:start w:val="1"/>
+      <w:numFmt w:val="lowerLetter"/>
+      <w:lvlText w:val="%5."/>
+      <w:lvlJc w:val="left"/>
+      <w:pPr>
+        <w:ind w:left="3600" w:hanging="360"/>
+      </w:pPr>
+    </w:lvl>
+    <w:lvl w:ilvl="5" w:tplc="0809001B" w:tentative="1">
+      <w:start w:val="1"/>
+      <w:numFmt w:val="lowerRoman"/>
+      <w:lvlText w:val="%6."/>
+      <w:lvlJc w:val="right"/>
+      <w:pPr>
+        <w:ind w:left="4320" w:hanging="180"/>
+      </w:pPr>
+    </w:lvl>
+    <w:lvl w:ilvl="6" w:tplc="0809000F" w:tentative="1">
+      <w:start w:val="1"/>
+      <w:numFmt w:val="decimal"/>
+      <w:lvlText w:val="%7."/>
+      <w:lvlJc w:val="left"/>
+      <w:pPr>
+        <w:ind w:left="5040" w:hanging="360"/>
+      </w:pPr>
+    </w:lvl>
+    <w:lvl w:ilvl="7" w:tplc="08090019" w:tentative="1">
+      <w:start w:val="1"/>
+      <w:numFmt w:val="lowerLetter"/>
+      <w:lvlText w:val="%8."/>
+      <w:lvlJc w:val="left"/>
+      <w:pPr>
+        <w:ind w:left="5760" w:hanging="360"/>
+      </w:pPr>
+    </w:lvl>
+    <w:lvl w:ilvl="8" w:tplc="0809001B" w:tentative="1">
+      <w:start w:val="1"/>
+      <w:numFmt w:val="lowerRoman"/>
+      <w:lvlText w:val="%9."/>
+      <w:lvlJc w:val="right"/>
+      <w:pPr>
+        <w:ind w:left="6480" w:hanging="180"/>
+      </w:pPr>
+    </w:lvl>
+  </w:abstractNum>
+  <w:abstractNum w:abstractNumId="1" w15:restartNumberingAfterBreak="0">
+    <w:nsid w:val="08961129"/>
+    <w:multiLevelType w:val="hybridMultilevel"/>
+    <w:tmpl w:val="4E72C71A"/>
+    <w:lvl w:ilvl="0" w:tplc="08090011">
+      <w:start w:val="1"/>
+      <w:numFmt w:val="decimal"/>
+      <w:lvlText w:val="%1)"/>
+      <w:lvlJc w:val="left"/>
+      <w:pPr>
+        <w:ind w:left="720" w:hanging="360"/>
+      </w:pPr>
+      <w:rPr>
+        <w:rFonts w:hint="default"/>
+      </w:rPr>
+    </w:lvl>
+    <w:lvl w:ilvl="1" w:tplc="08090019" w:tentative="1">
+      <w:start w:val="1"/>
+      <w:numFmt w:val="lowerLetter"/>
+      <w:lvlText w:val="%2."/>
+      <w:lvlJc w:val="left"/>
+      <w:pPr>
+        <w:ind w:left="1440" w:hanging="360"/>
+      </w:pPr>
+    </w:lvl>
+    <w:lvl w:ilvl="2" w:tplc="0809001B" w:tentative="1">
+      <w:start w:val="1"/>
+      <w:numFmt w:val="lowerRoman"/>
+      <w:lvlText w:val="%3."/>
+      <w:lvlJc w:val="right"/>
+      <w:pPr>
+        <w:ind w:left="2160" w:hanging="180"/>
+      </w:pPr>
+    </w:lvl>
+    <w:lvl w:ilvl="3" w:tplc="0809000F" w:tentative="1">
+      <w:start w:val="1"/>
+      <w:numFmt w:val="decimal"/>
+      <w:lvlText w:val="%4."/>
+      <w:lvlJc w:val="left"/>
+      <w:pPr>
+        <w:ind w:left="2880" w:hanging="360"/>
+      </w:pPr>
+    </w:lvl>
+    <w:lvl w:ilvl="4" w:tplc="08090019" w:tentative="1">
+      <w:start w:val="1"/>
+      <w:numFmt w:val="lowerLetter"/>
+      <w:lvlText w:val="%5."/>
+      <w:lvlJc w:val="left"/>
+      <w:pPr>
+        <w:ind w:left="3600" w:hanging="360"/>
+      </w:pPr>
+    </w:lvl>
+    <w:lvl w:ilvl="5" w:tplc="0809001B" w:tentative="1">
+      <w:start w:val="1"/>
+      <w:numFmt w:val="lowerRoman"/>
+      <w:lvlText w:val="%6."/>
+      <w:lvlJc w:val="right"/>
+      <w:pPr>
+        <w:ind w:left="4320" w:hanging="180"/>
+      </w:pPr>
+    </w:lvl>
+    <w:lvl w:ilvl="6" w:tplc="0809000F" w:tentative="1">
+      <w:start w:val="1"/>
+      <w:numFmt w:val="decimal"/>
+      <w:lvlText w:val="%7."/>
+      <w:lvlJc w:val="left"/>
+      <w:pPr>
+        <w:ind w:left="5040" w:hanging="360"/>
+      </w:pPr>
+    </w:lvl>
+    <w:lvl w:ilvl="7" w:tplc="08090019" w:tentative="1">
+      <w:start w:val="1"/>
+      <w:numFmt w:val="lowerLetter"/>
+      <w:lvlText w:val="%8."/>
+      <w:lvlJc w:val="left"/>
+      <w:pPr>
+        <w:ind w:left="5760" w:hanging="360"/>
+      </w:pPr>
+    </w:lvl>
+    <w:lvl w:ilvl="8" w:tplc="0809001B" w:tentative="1">
+      <w:start w:val="1"/>
+      <w:numFmt w:val="lowerRoman"/>
+      <w:lvlText w:val="%9."/>
+      <w:lvlJc w:val="right"/>
+      <w:pPr>
+        <w:ind w:left="6480" w:hanging="180"/>
+      </w:pPr>
+    </w:lvl>
+  </w:abstractNum>
+  <w:abstractNum w:abstractNumId="2" w15:restartNumberingAfterBreak="0">
+    <w:nsid w:val="2EE71227"/>
+    <w:multiLevelType w:val="hybridMultilevel"/>
+    <w:tmpl w:val="A8101640"/>
+    <w:lvl w:ilvl="0" w:tplc="857A16BC">
+      <w:numFmt w:val="bullet"/>
+      <w:lvlText w:val="-"/>
+      <w:lvlJc w:val="left"/>
+      <w:pPr>
+        <w:ind w:left="720" w:hanging="360"/>
+      </w:pPr>
+      <w:rPr>
+        <w:rFonts w:ascii="Aptos" w:eastAsiaTheme="minorHAnsi" w:hAnsi="Aptos" w:cstheme="minorBidi" w:hint="default"/>
+      </w:rPr>
+    </w:lvl>
+    <w:lvl w:ilvl="1" w:tplc="08090003" w:tentative="1">
+      <w:start w:val="1"/>
+      <w:numFmt w:val="bullet"/>
+      <w:lvlText w:val="o"/>
+      <w:lvlJc w:val="left"/>
+      <w:pPr>
+        <w:ind w:left="1440" w:hanging="360"/>
+      </w:pPr>
+      <w:rPr>
+        <w:rFonts w:ascii="Courier New" w:hAnsi="Courier New" w:cs="Courier New" w:hint="default"/>
+      </w:rPr>
+    </w:lvl>
+    <w:lvl w:ilvl="2" w:tplc="08090005" w:tentative="1">
+      <w:start w:val="1"/>
+      <w:numFmt w:val="bullet"/>
+      <w:lvlText w:val=""/>
+      <w:lvlJc w:val="left"/>
+      <w:pPr>
+        <w:ind w:left="2160" w:hanging="360"/>
+      </w:pPr>
+      <w:rPr>
+        <w:rFonts w:ascii="Wingdings" w:hAnsi="Wingdings" w:hint="default"/>
+      </w:rPr>
+    </w:lvl>
+    <w:lvl w:ilvl="3" w:tplc="08090001" w:tentative="1">
+      <w:start w:val="1"/>
+      <w:numFmt w:val="bullet"/>
+      <w:lvlText w:val=""/>
+      <w:lvlJc w:val="left"/>
+      <w:pPr>
+        <w:ind w:left="2880" w:hanging="360"/>
+      </w:pPr>
+      <w:rPr>
+        <w:rFonts w:ascii="Symbol" w:hAnsi="Symbol" w:hint="default"/>
+      </w:rPr>
+    </w:lvl>
+    <w:lvl w:ilvl="4" w:tplc="08090003" w:tentative="1">
+      <w:start w:val="1"/>
+      <w:numFmt w:val="bullet"/>
+      <w:lvlText w:val="o"/>
+      <w:lvlJc w:val="left"/>
+      <w:pPr>
+        <w:ind w:left="3600" w:hanging="360"/>
+      </w:pPr>
+      <w:rPr>
+        <w:rFonts w:ascii="Courier New" w:hAnsi="Courier New" w:cs="Courier New" w:hint="default"/>
+      </w:rPr>
+    </w:lvl>
+    <w:lvl w:ilvl="5" w:tplc="08090005" w:tentative="1">
+      <w:start w:val="1"/>
+      <w:numFmt w:val="bullet"/>
+      <w:lvlText w:val=""/>
+      <w:lvlJc w:val="left"/>
+      <w:pPr>
+        <w:ind w:left="4320" w:hanging="360"/>
+      </w:pPr>
+      <w:rPr>
+        <w:rFonts w:ascii="Wingdings" w:hAnsi="Wingdings" w:hint="default"/>
+      </w:rPr>
+    </w:lvl>
+    <w:lvl w:ilvl="6" w:tplc="08090001" w:tentative="1">
+      <w:start w:val="1"/>
+      <w:numFmt w:val="bullet"/>
+      <w:lvlText w:val=""/>
+      <w:lvlJc w:val="left"/>
+      <w:pPr>
+        <w:ind w:left="5040" w:hanging="360"/>
+      </w:pPr>
+      <w:rPr>
+        <w:rFonts w:ascii="Symbol" w:hAnsi="Symbol" w:hint="default"/>
+      </w:rPr>
+    </w:lvl>
+    <w:lvl w:ilvl="7" w:tplc="08090003" w:tentative="1">
+      <w:start w:val="1"/>
+      <w:numFmt w:val="bullet"/>
+      <w:lvlText w:val="o"/>
+      <w:lvlJc w:val="left"/>
+      <w:pPr>
+        <w:ind w:left="5760" w:hanging="360"/>
+      </w:pPr>
+      <w:rPr>
+        <w:rFonts w:ascii="Courier New" w:hAnsi="Courier New" w:cs="Courier New" w:hint="default"/>
+      </w:rPr>
+    </w:lvl>
+    <w:lvl w:ilvl="8" w:tplc="08090005" w:tentative="1">
+      <w:start w:val="1"/>
+      <w:numFmt w:val="bullet"/>
+      <w:lvlText w:val=""/>
+      <w:lvlJc w:val="left"/>
+      <w:pPr>
+        <w:ind w:left="6480" w:hanging="360"/>
+      </w:pPr>
+      <w:rPr>
+        <w:rFonts w:ascii="Wingdings" w:hAnsi="Wingdings" w:hint="default"/>
+      </w:rPr>
+    </w:lvl>
+  </w:abstractNum>
+  <w:abstractNum w:abstractNumId="3" w15:restartNumberingAfterBreak="0">
     <w:nsid w:val="646F472D"/>
     <w:multiLevelType w:val="hybridMultilevel"/>
     <w:tmpl w:val="950C58A6"/>
@@ -426,8 +2559,109 @@
       </w:pPr>
     </w:lvl>
   </w:abstractNum>
+  <w:abstractNum w:abstractNumId="4" w15:restartNumberingAfterBreak="0">
+    <w:nsid w:val="75021AC5"/>
+    <w:multiLevelType w:val="hybridMultilevel"/>
+    <w:tmpl w:val="CF7EC9F6"/>
+    <w:lvl w:ilvl="0" w:tplc="8668CFEA">
+      <w:start w:val="1"/>
+      <w:numFmt w:val="lowerLetter"/>
+      <w:lvlText w:val="%1)"/>
+      <w:lvlJc w:val="left"/>
+      <w:pPr>
+        <w:ind w:left="1080" w:hanging="360"/>
+      </w:pPr>
+      <w:rPr>
+        <w:rFonts w:hint="default"/>
+      </w:rPr>
+    </w:lvl>
+    <w:lvl w:ilvl="1" w:tplc="08090019" w:tentative="1">
+      <w:start w:val="1"/>
+      <w:numFmt w:val="lowerLetter"/>
+      <w:lvlText w:val="%2."/>
+      <w:lvlJc w:val="left"/>
+      <w:pPr>
+        <w:ind w:left="1800" w:hanging="360"/>
+      </w:pPr>
+    </w:lvl>
+    <w:lvl w:ilvl="2" w:tplc="0809001B" w:tentative="1">
+      <w:start w:val="1"/>
+      <w:numFmt w:val="lowerRoman"/>
+      <w:lvlText w:val="%3."/>
+      <w:lvlJc w:val="right"/>
+      <w:pPr>
+        <w:ind w:left="2520" w:hanging="180"/>
+      </w:pPr>
+    </w:lvl>
+    <w:lvl w:ilvl="3" w:tplc="0809000F" w:tentative="1">
+      <w:start w:val="1"/>
+      <w:numFmt w:val="decimal"/>
+      <w:lvlText w:val="%4."/>
+      <w:lvlJc w:val="left"/>
+      <w:pPr>
+        <w:ind w:left="3240" w:hanging="360"/>
+      </w:pPr>
+    </w:lvl>
+    <w:lvl w:ilvl="4" w:tplc="08090019" w:tentative="1">
+      <w:start w:val="1"/>
+      <w:numFmt w:val="lowerLetter"/>
+      <w:lvlText w:val="%5."/>
+      <w:lvlJc w:val="left"/>
+      <w:pPr>
+        <w:ind w:left="3960" w:hanging="360"/>
+      </w:pPr>
+    </w:lvl>
+    <w:lvl w:ilvl="5" w:tplc="0809001B" w:tentative="1">
+      <w:start w:val="1"/>
+      <w:numFmt w:val="lowerRoman"/>
+      <w:lvlText w:val="%6."/>
+      <w:lvlJc w:val="right"/>
+      <w:pPr>
+        <w:ind w:left="4680" w:hanging="180"/>
+      </w:pPr>
+    </w:lvl>
+    <w:lvl w:ilvl="6" w:tplc="0809000F" w:tentative="1">
+      <w:start w:val="1"/>
+      <w:numFmt w:val="decimal"/>
+      <w:lvlText w:val="%7."/>
+      <w:lvlJc w:val="left"/>
+      <w:pPr>
+        <w:ind w:left="5400" w:hanging="360"/>
+      </w:pPr>
+    </w:lvl>
+    <w:lvl w:ilvl="7" w:tplc="08090019" w:tentative="1">
+      <w:start w:val="1"/>
+      <w:numFmt w:val="lowerLetter"/>
+      <w:lvlText w:val="%8."/>
+      <w:lvlJc w:val="left"/>
+      <w:pPr>
+        <w:ind w:left="6120" w:hanging="360"/>
+      </w:pPr>
+    </w:lvl>
+    <w:lvl w:ilvl="8" w:tplc="0809001B" w:tentative="1">
+      <w:start w:val="1"/>
+      <w:numFmt w:val="lowerRoman"/>
+      <w:lvlText w:val="%9."/>
+      <w:lvlJc w:val="right"/>
+      <w:pPr>
+        <w:ind w:left="6840" w:hanging="180"/>
+      </w:pPr>
+    </w:lvl>
+  </w:abstractNum>
   <w:num w:numId="1" w16cid:durableId="841091017">
+    <w:abstractNumId w:val="3"/>
+  </w:num>
+  <w:num w:numId="2" w16cid:durableId="854346394">
+    <w:abstractNumId w:val="2"/>
+  </w:num>
+  <w:num w:numId="3" w16cid:durableId="1815638198">
     <w:abstractNumId w:val="0"/>
+  </w:num>
+  <w:num w:numId="4" w16cid:durableId="1605334511">
+    <w:abstractNumId w:val="1"/>
+  </w:num>
+  <w:num w:numId="5" w16cid:durableId="1329745813">
+    <w:abstractNumId w:val="4"/>
   </w:num>
 </w:numbering>
 </file>
@@ -1033,7 +3267,6 @@
   <w:style w:type="character" w:default="1" w:styleId="DefaultParagraphFont">
     <w:name w:val="Default Paragraph Font"/>
     <w:uiPriority w:val="1"/>
-    <w:semiHidden/>
     <w:unhideWhenUsed/>
   </w:style>
   <w:style w:type="table" w:default="1" w:styleId="TableNormal">
@@ -1641,4 +3874,16 @@
     </a:ext>
   </a:extLst>
 </a:theme>
+</file>
+
+<file path=customXml/item1.xml><?xml version="1.0" encoding="utf-8"?>
+<b:Sources xmlns:b="http://schemas.openxmlformats.org/officeDocument/2006/bibliography" xmlns="http://schemas.openxmlformats.org/officeDocument/2006/bibliography" SelectedStyle="\APASixthEditionOfficeOnline.xsl" StyleName="APA" Version="6"/>
+</file>
+
+<file path=customXml/itemProps1.xml><?xml version="1.0" encoding="utf-8"?>
+<ds:datastoreItem xmlns:ds="http://schemas.openxmlformats.org/officeDocument/2006/customXml" ds:itemID="{27E5625F-88B6-40E5-B5C2-C76C68AC7EEB}">
+  <ds:schemaRefs>
+    <ds:schemaRef ds:uri="http://schemas.openxmlformats.org/officeDocument/2006/bibliography"/>
+  </ds:schemaRefs>
+</ds:datastoreItem>
 </file>